--- a/Babii_Dmitrii_lb5/Babii_Dmitrii_lb5_PiAA.docx
+++ b/Babii_Dmitrii_lb5/Babii_Dmitrii_lb5_PiAA.docx
@@ -108,15 +108,13 @@
     </w:p>
     <w:p>
       <w:pPr>
-        <w:pStyle w:val="Normal"/>
-        <w:spacing w:lineRule="auto" w:line="360"/>
+        <w:pStyle w:val="Standard"/>
+        <w:ind w:hanging="0"/>
         <w:jc w:val="center"/>
         <w:rPr>
           <w:b/>
-          <w:color w:val="000000"/>
-          <w:sz w:val="28"/>
-          <w:szCs w:val="28"/>
-          <w:lang w:val="ru-RU"/>
+          <w:szCs w:val="28"/>
+          <w:lang w:eastAsia="ru-RU" w:bidi="ar-SA"/>
         </w:rPr>
       </w:pPr>
       <w:r>
@@ -125,9 +123,9 @@
           <w:color w:val="000000"/>
           <w:sz w:val="28"/>
           <w:szCs w:val="28"/>
-          <w:lang w:val="ru-RU"/>
-        </w:rPr>
-        <w:t>Кафедра математического обеспечения и применения ЭВМ</w:t>
+          <w:lang w:val="ru-RU" w:eastAsia="ru-RU" w:bidi="ar-SA"/>
+        </w:rPr>
+        <w:t>Кафедра МО ЭВМ</w:t>
       </w:r>
     </w:p>
     <w:p>
@@ -284,7 +282,6 @@
     <w:p>
       <w:pPr>
         <w:pStyle w:val="Normal"/>
-        <w:pBdr/>
         <w:tabs>
           <w:tab w:val="clear" w:pos="720"/>
           <w:tab w:val="left" w:pos="709" w:leader="none"/>
@@ -423,7 +420,17 @@
           <w:szCs w:val="28"/>
           <w:lang w:val="ru-RU"/>
         </w:rPr>
-        <w:t>Вариант 3</w:t>
+        <w:t xml:space="preserve">Вариант </w:t>
+      </w:r>
+      <w:r>
+        <w:rPr>
+          <w:b/>
+          <w:color w:val="000000"/>
+          <w:sz w:val="28"/>
+          <w:szCs w:val="28"/>
+          <w:lang w:val="ru-RU"/>
+        </w:rPr>
+        <w:t>2</w:t>
       </w:r>
     </w:p>
     <w:p>
@@ -590,8 +597,6 @@
                 <w:lang w:val="ru-RU"/>
               </w:rPr>
             </w:pPr>
-            <w:bookmarkStart w:id="0" w:name="_heading=h.gjdgxs"/>
-            <w:bookmarkEnd w:id="0"/>
             <w:r>
               <w:rPr>
                 <w:color w:val="000000"/>
@@ -599,7 +604,7 @@
                 <w:szCs w:val="28"/>
                 <w:lang w:val="ru-RU"/>
               </w:rPr>
-              <w:t>Кравцов С. А.</w:t>
+              <w:t>Бабий Д.Н.</w:t>
             </w:r>
           </w:p>
         </w:tc>
@@ -762,35 +767,7 @@
         </w:rPr>
       </w:pPr>
       <w:r>
-        <w:rPr>
-          <w:color w:val="000000"/>
-          <w:sz w:val="28"/>
-          <w:szCs w:val="28"/>
-          <w:lang w:val="ru-RU"/>
-        </w:rPr>
-        <w:t>Санкт-Петербург</w:t>
-      </w:r>
-    </w:p>
-    <w:p>
-      <w:pPr>
-        <w:pStyle w:val="Normal"/>
-        <w:spacing w:lineRule="auto" w:line="360"/>
-        <w:jc w:val="center"/>
-        <w:rPr>
-          <w:color w:val="000000"/>
-          <w:sz w:val="28"/>
-          <w:szCs w:val="28"/>
-          <w:lang w:val="ru-RU"/>
-        </w:rPr>
-      </w:pPr>
-      <w:r>
-        <w:rPr>
-          <w:color w:val="000000"/>
-          <w:sz w:val="28"/>
-          <w:szCs w:val="28"/>
-          <w:lang w:val="ru-RU"/>
-        </w:rPr>
-        <w:t>2026</w:t>
+        <w:rPr/>
       </w:r>
       <w:r>
         <w:br w:type="page"/>
@@ -799,7 +776,7 @@
     <w:p>
       <w:pPr>
         <w:pStyle w:val="Heading2"/>
-        <w:spacing w:lineRule="auto" w:line="360"/>
+        <w:spacing w:lineRule="auto" w:line="360" w:before="0" w:after="0"/>
         <w:ind w:firstLine="720"/>
         <w:jc w:val="both"/>
         <w:rPr>
@@ -867,7 +844,7 @@
     <w:p>
       <w:pPr>
         <w:pStyle w:val="Heading2"/>
-        <w:spacing w:lineRule="auto" w:line="360"/>
+        <w:spacing w:lineRule="auto" w:line="360" w:before="0" w:after="0"/>
         <w:ind w:firstLine="720"/>
         <w:jc w:val="both"/>
         <w:rPr>
@@ -2228,39 +2205,2737 @@
           <w:szCs w:val="28"/>
           <w:lang w:val="ru-RU"/>
         </w:rPr>
-        <w:t xml:space="preserve">Вариант </w:t>
-      </w:r>
-      <w:r>
+        <w:t>Вариант 2</w:t>
+      </w:r>
+      <w:r>
+        <w:rPr>
+          <w:color w:val="000000"/>
+          <w:sz w:val="28"/>
+          <w:szCs w:val="28"/>
+          <w:lang w:val="ru-RU"/>
+        </w:rPr>
+        <w:t>. Подсчитать количество вершин в автомате; вывести список найденных образцов, имеющих пересечения с другими найденными образцами в строке поиска.</w:t>
+      </w:r>
+      <w:r>
+        <w:br w:type="page"/>
+      </w:r>
+    </w:p>
+    <w:p>
+      <w:pPr>
+        <w:pStyle w:val="Heading2"/>
+        <w:spacing w:lineRule="auto" w:line="360"/>
+        <w:ind w:firstLine="720"/>
+        <w:jc w:val="both"/>
+        <w:rPr>
+          <w:rFonts w:ascii="Times New Roman" w:hAnsi="Times New Roman"/>
+          <w:color w:val="auto"/>
+          <w:sz w:val="28"/>
+          <w:szCs w:val="28"/>
+          <w:lang w:val="ru-RU"/>
+        </w:rPr>
+      </w:pPr>
+      <w:r>
+        <w:rPr>
+          <w:rFonts w:ascii="Times New Roman" w:hAnsi="Times New Roman"/>
+          <w:color w:val="auto"/>
+          <w:sz w:val="28"/>
+          <w:szCs w:val="28"/>
+          <w:lang w:val="ru-RU"/>
+        </w:rPr>
+        <w:t>Выполнение работы</w:t>
+      </w:r>
+    </w:p>
+    <w:p>
+      <w:pPr>
+        <w:pStyle w:val="Times1421"/>
+        <w:rPr>
+          <w:szCs w:val="28"/>
+          <w:lang w:val="ru-RU"/>
+        </w:rPr>
+      </w:pPr>
+      <w:r>
+        <w:rPr>
+          <w:szCs w:val="28"/>
+          <w:lang w:val="ru-RU"/>
+        </w:rPr>
+        <w:t xml:space="preserve">При поиске нескольких подстрок в тексте наивный подход предполагает отдельную проверку каждого шаблона. В таком случае текст просматривается многократно, а суммарная сложность алгоритма в худшем случае составляет порядка O(n⋅∑mi), где n — длина текста, а mi — длины шаблонов. Такой метод является неэффективным, особенно при большом количестве образцов. Для устранения повторных вычислений был использован алгоритм </w:t>
+      </w:r>
+      <w:r>
+        <w:rPr>
+          <w:szCs w:val="28"/>
+          <w:lang w:val="ru-RU"/>
+        </w:rPr>
+        <w:t>Ахо-Корасика</w:t>
+      </w:r>
+      <w:r>
+        <w:rPr>
+          <w:szCs w:val="28"/>
+          <w:lang w:val="ru-RU"/>
+        </w:rPr>
+        <w:t xml:space="preserve"> который объединяет все шаблоны в единую структуру данных и позволяет выполнять поиск за линейное время.</w:t>
+      </w:r>
+    </w:p>
+    <w:p>
+      <w:pPr>
+        <w:pStyle w:val="Times1421"/>
+        <w:rPr>
+          <w:szCs w:val="28"/>
+          <w:lang w:val="ru-RU"/>
+        </w:rPr>
+      </w:pPr>
+      <w:r>
+        <w:rPr>
+          <w:szCs w:val="28"/>
+          <w:lang w:val="ru-RU"/>
+        </w:rPr>
+      </w:r>
+    </w:p>
+    <w:p>
+      <w:pPr>
+        <w:pStyle w:val="Times1421"/>
+        <w:rPr>
+          <w:szCs w:val="28"/>
+          <w:lang w:val="ru-RU"/>
+        </w:rPr>
+      </w:pPr>
+      <w:r>
+        <w:rPr>
+          <w:szCs w:val="28"/>
+          <w:lang w:val="ru-RU"/>
+        </w:rPr>
+        <w:t xml:space="preserve">Рассмотрим класс </w:t>
+      </w:r>
+      <w:r>
+        <w:rPr>
+          <w:szCs w:val="28"/>
+          <w:lang w:val="ru-RU"/>
+        </w:rPr>
+        <w:t>AhoCorasick</w:t>
+      </w:r>
+    </w:p>
+    <w:p>
+      <w:pPr>
+        <w:pStyle w:val="Times1421"/>
         <w:rPr>
           <w:b/>
           <w:bCs/>
-          <w:color w:val="000000"/>
-          <w:sz w:val="28"/>
-          <w:szCs w:val="28"/>
-          <w:lang w:val="ru-RU"/>
-        </w:rPr>
-        <w:t>2</w:t>
-      </w:r>
-      <w:r>
-        <w:rPr>
-          <w:color w:val="000000"/>
-          <w:sz w:val="28"/>
-          <w:szCs w:val="28"/>
-          <w:lang w:val="ru-RU"/>
-        </w:rPr>
-        <w:t>. Подсчитать количество вершин в автомате; вывести список найденных образцов, имеющих пересечения с другими найденными образцами в строке поиска.</w:t>
-      </w:r>
-      <w:r>
-        <w:br w:type="page"/>
-      </w:r>
-    </w:p>
-    <w:p>
-      <w:pPr>
-        <w:pStyle w:val="Heading2"/>
+        </w:rPr>
+      </w:pPr>
+      <w:r>
+        <w:rPr>
+          <w:b/>
+          <w:bCs/>
+        </w:rPr>
+        <w:t xml:space="preserve">Построение бора </w:t>
+      </w:r>
+    </w:p>
+    <w:p>
+      <w:pPr>
+        <w:pStyle w:val="Times1421"/>
+        <w:rPr>
+          <w:szCs w:val="28"/>
+          <w:lang w:val="ru-RU"/>
+        </w:rPr>
+      </w:pPr>
+      <w:r>
+        <w:rPr>
+          <w:szCs w:val="28"/>
+          <w:lang w:val="ru-RU"/>
+        </w:rPr>
+        <w:t>add_pattern</w:t>
+      </w:r>
+      <w:r>
+        <w:rPr>
+          <w:szCs w:val="28"/>
+          <w:lang w:val="ru-RU"/>
+        </w:rPr>
+        <w:t>()</w:t>
+      </w:r>
+      <w:r>
+        <w:rPr>
+          <w:szCs w:val="28"/>
+          <w:lang w:val="ru-RU"/>
+        </w:rPr>
+        <w:t xml:space="preserve"> — </w:t>
+      </w:r>
+      <w:r>
+        <w:rPr>
+          <w:szCs w:val="28"/>
+          <w:lang w:val="ru-RU"/>
+        </w:rPr>
+        <w:t>функкия построения бора</w:t>
+      </w:r>
+      <w:r>
+        <w:rPr>
+          <w:szCs w:val="28"/>
+          <w:lang w:val="ru-RU"/>
+        </w:rPr>
+        <w:t>. Процесс начинается с корня и последовательно обрабатывает символы строки. Для каждого символа проверяется наличие соответствующего перехода: если переход отсутствует, создаётся новая вершина, иначе используется уже существующая. За счёт этого одинаковые префиксы различных шаблонов хранятся только один раз. После обработки всей строки конечная вершина помечается как терминальная, а в массив output сохраняется идентификатор шаблона. Общая сложность построения дерева составляет O(∑mi).</w:t>
+      </w:r>
+    </w:p>
+    <w:p>
+      <w:pPr>
+        <w:pStyle w:val="Times1421"/>
+        <w:rPr>
+          <w:b/>
+          <w:bCs/>
+        </w:rPr>
+      </w:pPr>
+      <w:r>
+        <w:rPr>
+          <w:b/>
+          <w:bCs/>
+          <w:szCs w:val="28"/>
+          <w:lang w:val="ru-RU"/>
+        </w:rPr>
+        <w:t>Построение ссылок</w:t>
+      </w:r>
+    </w:p>
+    <w:p>
+      <w:pPr>
+        <w:pStyle w:val="Times1421"/>
+        <w:rPr>
+          <w:szCs w:val="28"/>
+          <w:lang w:val="ru-RU"/>
+        </w:rPr>
+      </w:pPr>
+      <w:r>
+        <w:rPr>
+          <w:szCs w:val="28"/>
+          <w:lang w:val="ru-RU"/>
+        </w:rPr>
+        <w:t xml:space="preserve">Суффиксные ссылки: </w:t>
+      </w:r>
+      <w:r>
+        <w:rPr>
+          <w:szCs w:val="28"/>
+          <w:lang w:val="ru-RU"/>
+        </w:rPr>
+        <w:t>build_links</w:t>
+      </w:r>
+      <w:r>
+        <w:rPr>
+          <w:szCs w:val="28"/>
+          <w:lang w:val="ru-RU"/>
+        </w:rPr>
+        <w:t>()</w:t>
+      </w:r>
+      <w:r>
+        <w:rPr>
+          <w:szCs w:val="28"/>
+          <w:lang w:val="ru-RU"/>
+        </w:rPr>
+        <w:t xml:space="preserve"> — аналог префикс-функции в КМП, но для дерева. Для каждой вершины определяется ссылка на наибольший собственный суффикс строки, соответствующей пути к этой вершине, который также является префиксом одного из шаблонов. Если вершина является корнем или её родитель — корень, ссылка ведёт в корень. В противном случае она вычисляется рекурсивно через переходы автомата. Эти ссылки позволяют эффективно “откатываться” при несовпадении, не возвращаясь к началу.</w:t>
+      </w:r>
+    </w:p>
+    <w:p>
+      <w:pPr>
+        <w:pStyle w:val="Times1421"/>
+        <w:rPr>
+          <w:szCs w:val="28"/>
+          <w:lang w:val="ru-RU"/>
+        </w:rPr>
+      </w:pPr>
+      <w:r>
+        <w:rPr>
+          <w:szCs w:val="28"/>
+          <w:lang w:val="ru-RU"/>
+        </w:rPr>
+        <w:t>Терминальные ссылки</w:t>
+      </w:r>
+      <w:r>
+        <w:rPr>
+          <w:szCs w:val="28"/>
+          <w:lang w:val="ru-RU"/>
+        </w:rPr>
+        <w:t xml:space="preserve"> </w:t>
+      </w:r>
+      <w:r>
+        <w:rPr>
+          <w:szCs w:val="28"/>
+          <w:lang w:val="ru-RU"/>
+        </w:rPr>
+        <w:t>build_term_links</w:t>
+      </w:r>
+      <w:r>
+        <w:rPr>
+          <w:szCs w:val="28"/>
+          <w:lang w:val="ru-RU"/>
+        </w:rPr>
+        <w:t>()</w:t>
+      </w:r>
+      <w:r>
+        <w:rPr>
+          <w:szCs w:val="28"/>
+          <w:lang w:val="ru-RU"/>
+        </w:rPr>
+        <w:t xml:space="preserve"> —предназначены для быстрого обнаружения всех шаблонов, оканчивающихся в текущей позиции текста. Если вершина, на которую указывает suffix link, является терминальной, terminal link направляется на неё. Иначе выполняется дальнейший переход по цепочке terminal link. Благодаря этому алгоритм способен находить вложенные и пересекающиеся совпадения без дополнительного обхода дерева.</w:t>
+      </w:r>
+    </w:p>
+    <w:p>
+      <w:pPr>
+        <w:pStyle w:val="Times1421"/>
+        <w:rPr>
+          <w:szCs w:val="28"/>
+          <w:lang w:val="ru-RU"/>
+        </w:rPr>
+      </w:pPr>
+      <w:r>
+        <w:rPr>
+          <w:szCs w:val="28"/>
+          <w:lang w:val="ru-RU"/>
+        </w:rPr>
+        <w:t>Построение автомата build()</w:t>
+      </w:r>
+      <w:r>
+        <w:rPr>
+          <w:szCs w:val="28"/>
+          <w:lang w:val="ru-RU"/>
+        </w:rPr>
+        <w:t xml:space="preserve"> — выполняется обходом дерева в ширину (BFS) с использованием очереди deque. Для вершин первого уровня суффиксные ссылки всегда указывают на корень. Далее для каждой вершины последовательно вычисляются suffix и terminal ссылки. Построение автомата выполняется за линейное время относительно количества вершин бора.</w:t>
+      </w:r>
+    </w:p>
+    <w:p>
+      <w:pPr>
+        <w:pStyle w:val="Times1421"/>
+        <w:rPr>
+          <w:szCs w:val="28"/>
+          <w:lang w:val="ru-RU"/>
+        </w:rPr>
+      </w:pPr>
+      <w:r>
+        <w:rPr>
+          <w:szCs w:val="28"/>
+          <w:lang w:val="ru-RU"/>
+        </w:rPr>
+        <w:t>Поиск в тексте search</w:t>
+      </w:r>
+      <w:r>
+        <w:rPr>
+          <w:szCs w:val="28"/>
+          <w:lang w:val="ru-RU"/>
+        </w:rPr>
+        <w:t>()</w:t>
+      </w:r>
+      <w:r>
+        <w:rPr>
+          <w:szCs w:val="28"/>
+          <w:lang w:val="ru-RU"/>
+        </w:rPr>
+        <w:t xml:space="preserve"> — текст обрабатывается за один проход слева направо. Текущее состояние автомата хранится в переменной v. Для каждого символа текста:</w:t>
+      </w:r>
+    </w:p>
+    <w:p>
+      <w:pPr>
+        <w:pStyle w:val="Times1421"/>
+        <w:numPr>
+          <w:ilvl w:val="0"/>
+          <w:numId w:val="3"/>
+        </w:numPr>
+        <w:rPr>
+          <w:szCs w:val="28"/>
+          <w:lang w:val="ru-RU"/>
+        </w:rPr>
+      </w:pPr>
+      <w:r>
+        <w:rPr>
+          <w:szCs w:val="28"/>
+          <w:lang w:val="ru-RU"/>
+        </w:rPr>
+        <w:t>если соответствующий переход существует, выполняется переход по ребру;</w:t>
+      </w:r>
+    </w:p>
+    <w:p>
+      <w:pPr>
+        <w:pStyle w:val="Times1421"/>
+        <w:numPr>
+          <w:ilvl w:val="0"/>
+          <w:numId w:val="3"/>
+        </w:numPr>
+        <w:rPr>
+          <w:szCs w:val="28"/>
+          <w:lang w:val="ru-RU"/>
+        </w:rPr>
+      </w:pPr>
+      <w:r>
+        <w:rPr>
+          <w:szCs w:val="28"/>
+          <w:lang w:val="ru-RU"/>
+        </w:rPr>
+        <w:t>иначе происходит откат по цепочке suffix link.</w:t>
+      </w:r>
+    </w:p>
+    <w:p>
+      <w:pPr>
+        <w:pStyle w:val="Times1421"/>
+        <w:rPr>
+          <w:szCs w:val="28"/>
+          <w:lang w:val="ru-RU"/>
+        </w:rPr>
+      </w:pPr>
+      <w:r>
+        <w:rPr>
+          <w:szCs w:val="28"/>
+          <w:lang w:val="ru-RU"/>
+        </w:rPr>
+        <w:t>Сложность алгоритма:</w:t>
+      </w:r>
+    </w:p>
+    <w:p>
+      <w:pPr>
+        <w:pStyle w:val="Times1421"/>
+        <w:rPr>
+          <w:szCs w:val="28"/>
+          <w:lang w:val="ru-RU"/>
+        </w:rPr>
+      </w:pPr>
+      <w:r>
+        <w:rPr>
+          <w:szCs w:val="28"/>
+          <w:lang w:val="ru-RU"/>
+        </w:rPr>
+      </w:r>
+    </w:p>
+    <w:p>
+      <w:pPr>
+        <w:pStyle w:val="Times1421"/>
+        <w:rPr>
+          <w:szCs w:val="28"/>
+          <w:lang w:val="ru-RU"/>
+        </w:rPr>
+      </w:pPr>
+      <w:r>
+        <w:rPr>
+          <w:szCs w:val="28"/>
+          <w:lang w:val="ru-RU"/>
+        </w:rPr>
+        <w:t>По времени:</w:t>
+      </w:r>
+    </w:p>
+    <w:p>
+      <w:pPr>
+        <w:pStyle w:val="Times1421"/>
+        <w:rPr>
+          <w:szCs w:val="28"/>
+          <w:lang w:val="ru-RU"/>
+        </w:rPr>
+      </w:pPr>
+      <w:r>
+        <w:rPr>
+          <w:szCs w:val="28"/>
+          <w:lang w:val="ru-RU"/>
+        </w:rPr>
+        <w:t>O(n+∑m</w:t>
+      </w:r>
+      <w:r>
+        <w:rPr>
+          <w:szCs w:val="28"/>
+          <w:lang w:val="ru-RU"/>
+        </w:rPr>
+        <w:t>_</w:t>
+      </w:r>
+      <w:r>
+        <w:rPr>
+          <w:szCs w:val="28"/>
+          <w:lang w:val="ru-RU"/>
+        </w:rPr>
+        <w:t>i)</w:t>
+      </w:r>
+    </w:p>
+    <w:p>
+      <w:pPr>
+        <w:pStyle w:val="Times1421"/>
+        <w:rPr>
+          <w:szCs w:val="28"/>
+          <w:lang w:val="ru-RU"/>
+        </w:rPr>
+      </w:pPr>
+      <w:r>
+        <w:rPr>
+          <w:szCs w:val="28"/>
+          <w:lang w:val="ru-RU"/>
+        </w:rPr>
+        <w:t>По памяти:</w:t>
+      </w:r>
+    </w:p>
+    <w:p>
+      <w:pPr>
+        <w:pStyle w:val="Times1421"/>
+        <w:rPr>
+          <w:szCs w:val="28"/>
+          <w:lang w:val="ru-RU"/>
+        </w:rPr>
+      </w:pPr>
+      <w:r>
+        <w:rPr>
+          <w:szCs w:val="28"/>
+          <w:lang w:val="ru-RU"/>
+        </w:rPr>
+        <w:t>O(∑m</w:t>
+      </w:r>
+      <w:r>
+        <w:rPr>
+          <w:szCs w:val="28"/>
+          <w:lang w:val="ru-RU"/>
+        </w:rPr>
+        <w:t>_</w:t>
+      </w:r>
+      <w:r>
+        <w:rPr>
+          <w:szCs w:val="28"/>
+          <w:lang w:val="ru-RU"/>
+        </w:rPr>
+        <w:t>i)</w:t>
+      </w:r>
+    </w:p>
+    <w:p>
+      <w:pPr>
+        <w:pStyle w:val="Times1421"/>
+        <w:rPr>
+          <w:szCs w:val="28"/>
+          <w:lang w:val="ru-RU"/>
+        </w:rPr>
+      </w:pPr>
+      <w:r>
+        <w:rPr>
+          <w:szCs w:val="28"/>
+          <w:lang w:val="ru-RU"/>
+        </w:rPr>
+      </w:r>
+    </w:p>
+    <w:p>
+      <w:pPr>
+        <w:pStyle w:val="Times1421"/>
+        <w:rPr>
+          <w:szCs w:val="28"/>
+          <w:lang w:val="ru-RU"/>
+        </w:rPr>
+      </w:pPr>
+      <w:r>
+        <w:rPr>
+          <w:szCs w:val="28"/>
+          <w:lang w:val="ru-RU"/>
+        </w:rPr>
+        <w:t>где:</w:t>
+      </w:r>
+    </w:p>
+    <w:p>
+      <w:pPr>
+        <w:pStyle w:val="Times1421"/>
+        <w:rPr>
+          <w:szCs w:val="28"/>
+          <w:lang w:val="ru-RU"/>
+        </w:rPr>
+      </w:pPr>
+      <w:r>
+        <w:rPr>
+          <w:szCs w:val="28"/>
+          <w:lang w:val="ru-RU"/>
+        </w:rPr>
+        <w:t>n — длина текста;</w:t>
+      </w:r>
+    </w:p>
+    <w:p>
+      <w:pPr>
+        <w:pStyle w:val="Times1421"/>
+        <w:rPr>
+          <w:szCs w:val="28"/>
+          <w:lang w:val="ru-RU"/>
+        </w:rPr>
+      </w:pPr>
+      <w:r>
+        <w:rPr>
+          <w:szCs w:val="28"/>
+          <w:lang w:val="ru-RU"/>
+        </w:rPr>
+        <w:t>m</w:t>
+      </w:r>
+      <w:r>
+        <w:rPr>
+          <w:szCs w:val="28"/>
+          <w:lang w:val="ru-RU"/>
+        </w:rPr>
+        <w:t>_</w:t>
+      </w:r>
+      <w:r>
+        <w:rPr>
+          <w:szCs w:val="28"/>
+          <w:lang w:val="ru-RU"/>
+        </w:rPr>
+        <w:t>i — длины шаблонов.</w:t>
+      </w:r>
+    </w:p>
+    <w:p>
+      <w:pPr>
+        <w:pStyle w:val="Times1421"/>
+        <w:rPr>
+          <w:szCs w:val="28"/>
+          <w:lang w:val="ru-RU"/>
+        </w:rPr>
+      </w:pPr>
+      <w:r>
+        <w:rPr>
+          <w:szCs w:val="28"/>
+          <w:lang w:val="ru-RU"/>
+        </w:rPr>
+      </w:r>
+    </w:p>
+    <w:p>
+      <w:pPr>
+        <w:pStyle w:val="Times1421"/>
+        <w:rPr>
+          <w:i/>
+          <w:i/>
+          <w:iCs/>
+          <w:szCs w:val="28"/>
+          <w:lang w:val="ru-RU"/>
+        </w:rPr>
+      </w:pPr>
+      <w:r>
+        <w:rPr>
+          <w:i/>
+          <w:iCs/>
+          <w:szCs w:val="28"/>
+          <w:lang w:val="ru-RU"/>
+        </w:rPr>
+        <w:t>Исходный код программы приведён в приложении А.</w:t>
+      </w:r>
+    </w:p>
+    <w:p>
+      <w:pPr>
+        <w:pStyle w:val="Times1421"/>
+        <w:rPr>
+          <w:i/>
+          <w:i/>
+          <w:iCs/>
+          <w:szCs w:val="28"/>
+          <w:lang w:val="ru-RU"/>
+        </w:rPr>
+      </w:pPr>
+      <w:r>
+        <w:rPr>
+          <w:i/>
+          <w:iCs/>
+          <w:szCs w:val="28"/>
+          <w:lang w:val="ru-RU"/>
+        </w:rPr>
+      </w:r>
+    </w:p>
+    <w:p>
+      <w:pPr>
+        <w:pStyle w:val="Times1421"/>
+        <w:rPr>
+          <w:i/>
+          <w:i/>
+          <w:iCs/>
+          <w:szCs w:val="28"/>
+          <w:lang w:val="ru-RU"/>
+        </w:rPr>
+      </w:pPr>
+      <w:r>
+        <w:rPr>
+          <w:i/>
+          <w:iCs/>
+          <w:szCs w:val="28"/>
+          <w:lang w:val="ru-RU"/>
+        </w:rPr>
+      </w:r>
+    </w:p>
+    <w:p>
+      <w:pPr>
+        <w:pStyle w:val="Normal"/>
         <w:spacing w:lineRule="auto" w:line="360"/>
         <w:ind w:firstLine="720"/>
         <w:jc w:val="both"/>
         <w:rPr>
+          <w:sz w:val="28"/>
+          <w:lang w:val="ru-RU"/>
+        </w:rPr>
+      </w:pPr>
+      <w:r>
+        <w:rPr>
+          <w:sz w:val="28"/>
+          <w:lang w:val="ru-RU"/>
+        </w:rPr>
+        <w:t>Вторая программа сделана для решения задачи наличия wildcard-ов в тексте.</w:t>
+      </w:r>
+    </w:p>
+    <w:p>
+      <w:pPr>
+        <w:pStyle w:val="Normal"/>
+        <w:spacing w:lineRule="auto" w:line="360"/>
+        <w:ind w:firstLine="720"/>
+        <w:jc w:val="both"/>
+        <w:rPr>
+          <w:sz w:val="28"/>
+          <w:lang w:val="ru-RU"/>
+        </w:rPr>
+      </w:pPr>
+      <w:r>
+        <w:rPr>
+          <w:sz w:val="28"/>
+          <w:lang w:val="ru-RU"/>
+        </w:rPr>
+        <w:t>Для поиска шаблона с wildcard-символами была разработана отдельная модификация алгоритма. При прямом сравнении wildcard-шаблона с каждой позицией текста сложность алгоритма может достигать O(n⋅m), где n — длина текста, а m — длина шаблона. Чтобы избежать повторных сравнений, шаблон предварительно разбивается на блоки без wildcard-символов, после чего все блоки ищутся одновременно при помощи автомата Ахо-Корасик.</w:t>
+      </w:r>
+    </w:p>
+    <w:p>
+      <w:pPr>
+        <w:pStyle w:val="Normal"/>
+        <w:spacing w:lineRule="auto" w:line="360"/>
+        <w:ind w:firstLine="720"/>
+        <w:jc w:val="both"/>
+        <w:rPr>
+          <w:sz w:val="28"/>
+          <w:lang w:val="ru-RU"/>
+        </w:rPr>
+      </w:pPr>
+      <w:r>
+        <w:rPr>
+          <w:sz w:val="28"/>
+          <w:lang w:val="ru-RU"/>
+        </w:rPr>
+        <w:t>Разбиение шаблона на блоки — wildcard-шаблон просматривается посимвольно. Все непрерывные последовательности символов между wildcard-символами выделяются в отдельные блоки. Для каждого блока дополнительно сохраняется его смещение относительно начала исходного шаблона.</w:t>
+      </w:r>
+    </w:p>
+    <w:p>
+      <w:pPr>
+        <w:pStyle w:val="Normal"/>
+        <w:spacing w:lineRule="auto" w:line="360"/>
+        <w:ind w:firstLine="720"/>
+        <w:jc w:val="both"/>
+        <w:rPr>
+          <w:sz w:val="28"/>
+          <w:lang w:val="ru-RU"/>
+        </w:rPr>
+      </w:pPr>
+      <w:r>
+        <w:rPr>
+          <w:sz w:val="28"/>
+          <w:lang w:val="ru-RU"/>
+        </w:rPr>
+        <w:t>Например, шаблон:</w:t>
+      </w:r>
+    </w:p>
+    <w:p>
+      <w:pPr>
+        <w:pStyle w:val="Normal"/>
+        <w:numPr>
+          <w:ilvl w:val="1"/>
+          <w:numId w:val="4"/>
+        </w:numPr>
+        <w:spacing w:lineRule="auto" w:line="360"/>
+        <w:jc w:val="both"/>
+        <w:rPr>
+          <w:sz w:val="28"/>
+          <w:lang w:val="ru-RU"/>
+        </w:rPr>
+      </w:pPr>
+      <w:r>
+        <w:rPr>
+          <w:sz w:val="28"/>
+          <w:lang w:val="ru-RU"/>
+        </w:rPr>
+        <w:t>ab?cd??ef</w:t>
+      </w:r>
+    </w:p>
+    <w:p>
+      <w:pPr>
+        <w:pStyle w:val="Normal"/>
+        <w:spacing w:lineRule="auto" w:line="360"/>
+        <w:ind w:firstLine="720"/>
+        <w:jc w:val="both"/>
+        <w:rPr>
+          <w:sz w:val="28"/>
+          <w:lang w:val="ru-RU"/>
+        </w:rPr>
+      </w:pPr>
+      <w:r>
+        <w:rPr>
+          <w:sz w:val="28"/>
+          <w:lang w:val="ru-RU"/>
+        </w:rPr>
+        <w:t>преобразуется в набор:</w:t>
+      </w:r>
+    </w:p>
+    <w:p>
+      <w:pPr>
+        <w:pStyle w:val="Normal"/>
+        <w:numPr>
+          <w:ilvl w:val="1"/>
+          <w:numId w:val="5"/>
+        </w:numPr>
+        <w:spacing w:lineRule="auto" w:line="360"/>
+        <w:jc w:val="both"/>
+        <w:rPr/>
+      </w:pPr>
+      <w:r>
+        <w:rPr>
+          <w:sz w:val="28"/>
+          <w:lang w:val="ru-RU"/>
+        </w:rPr>
+        <w:t>("ab", 0)</w:t>
+      </w:r>
+    </w:p>
+    <w:p>
+      <w:pPr>
+        <w:pStyle w:val="Normal"/>
+        <w:numPr>
+          <w:ilvl w:val="1"/>
+          <w:numId w:val="5"/>
+        </w:numPr>
+        <w:spacing w:lineRule="auto" w:line="360"/>
+        <w:jc w:val="both"/>
+        <w:rPr/>
+      </w:pPr>
+      <w:r>
+        <w:rPr>
+          <w:sz w:val="28"/>
+          <w:lang w:val="ru-RU"/>
+        </w:rPr>
+        <w:t>("cd", 3)</w:t>
+      </w:r>
+    </w:p>
+    <w:p>
+      <w:pPr>
+        <w:pStyle w:val="Normal"/>
+        <w:numPr>
+          <w:ilvl w:val="1"/>
+          <w:numId w:val="5"/>
+        </w:numPr>
+        <w:spacing w:lineRule="auto" w:line="360"/>
+        <w:jc w:val="both"/>
+        <w:rPr>
+          <w:sz w:val="28"/>
+          <w:lang w:val="ru-RU"/>
+        </w:rPr>
+      </w:pPr>
+      <w:r>
+        <w:rPr>
+          <w:sz w:val="28"/>
+          <w:lang w:val="ru-RU"/>
+        </w:rPr>
+        <w:t>("ef", 7)</w:t>
+      </w:r>
+    </w:p>
+    <w:p>
+      <w:pPr>
+        <w:pStyle w:val="Normal"/>
+        <w:spacing w:lineRule="auto" w:line="360"/>
+        <w:jc w:val="both"/>
+        <w:rPr>
+          <w:sz w:val="28"/>
+          <w:lang w:val="ru-RU"/>
+        </w:rPr>
+      </w:pPr>
+      <w:r>
+        <w:rPr/>
+      </w:r>
+    </w:p>
+    <w:p>
+      <w:pPr>
+        <w:pStyle w:val="Normal"/>
+        <w:spacing w:lineRule="auto" w:line="360"/>
+        <w:ind w:firstLine="720"/>
+        <w:jc w:val="both"/>
+        <w:rPr>
+          <w:sz w:val="28"/>
+          <w:lang w:val="ru-RU"/>
+        </w:rPr>
+      </w:pPr>
+      <w:r>
+        <w:rPr/>
+      </w:r>
+    </w:p>
+    <w:p>
+      <w:pPr>
+        <w:pStyle w:val="Normal"/>
+        <w:spacing w:lineRule="auto" w:line="360"/>
+        <w:ind w:firstLine="720"/>
+        <w:jc w:val="both"/>
+        <w:rPr>
+          <w:sz w:val="28"/>
+          <w:szCs w:val="28"/>
+          <w:lang w:val="ru-RU"/>
+        </w:rPr>
+      </w:pPr>
+      <w:r>
+        <w:rPr>
+          <w:sz w:val="28"/>
+          <w:szCs w:val="28"/>
+        </w:rPr>
+        <w:t>Wild</w:t>
+      </w:r>
+      <w:r>
+        <w:rPr>
+          <w:sz w:val="28"/>
+          <w:szCs w:val="28"/>
+        </w:rPr>
+        <w:t>Card</w:t>
+      </w:r>
+      <w:r>
+        <w:rPr>
+          <w:sz w:val="28"/>
+          <w:szCs w:val="28"/>
+          <w:lang w:val="ru-RU"/>
+        </w:rPr>
+        <w:t xml:space="preserve"> Ахо-Корасик:</w:t>
+      </w:r>
+    </w:p>
+    <w:p>
+      <w:pPr>
+        <w:pStyle w:val="Normal"/>
+        <w:spacing w:lineRule="auto" w:line="360"/>
+        <w:ind w:firstLine="720"/>
+        <w:jc w:val="both"/>
+        <w:rPr>
+          <w:sz w:val="28"/>
+          <w:szCs w:val="28"/>
+          <w:lang w:val="ru-RU"/>
+        </w:rPr>
+      </w:pPr>
+      <w:r>
+        <w:rPr>
+          <w:sz w:val="28"/>
+          <w:szCs w:val="28"/>
+          <w:lang w:val="ru-RU"/>
+        </w:rPr>
+        <w:tab/>
+        <w:t xml:space="preserve">По времени: </w:t>
+      </w:r>
+    </w:p>
+    <w:p>
+      <w:pPr>
+        <w:pStyle w:val="Normal"/>
+        <w:spacing w:lineRule="auto" w:line="360"/>
+        <w:ind w:firstLine="720"/>
+        <w:jc w:val="both"/>
+        <w:rPr>
+          <w:sz w:val="28"/>
+          <w:szCs w:val="28"/>
+          <w:lang w:val="ru-RU"/>
+        </w:rPr>
+      </w:pPr>
+      <w:r>
+        <w:rPr>
+          <w:sz w:val="28"/>
+          <w:szCs w:val="28"/>
+          <w:lang w:val="ru-RU"/>
+        </w:rPr>
+        <w:tab/>
+      </w:r>
+      <w:r>
+        <w:rPr>
+          <w:sz w:val="28"/>
+          <w:szCs w:val="28"/>
+        </w:rPr>
+        <w:t>O</w:t>
+      </w:r>
+      <w:r>
+        <w:rPr>
+          <w:sz w:val="28"/>
+          <w:szCs w:val="28"/>
+          <w:lang w:val="ru-RU"/>
+        </w:rPr>
+        <w:t>(</w:t>
+      </w:r>
+      <w:r>
+        <w:rPr>
+          <w:sz w:val="28"/>
+          <w:szCs w:val="28"/>
+        </w:rPr>
+        <w:t>n</w:t>
+      </w:r>
+      <w:r>
+        <w:rPr>
+          <w:sz w:val="28"/>
+          <w:szCs w:val="28"/>
+          <w:lang w:val="ru-RU"/>
+        </w:rPr>
+        <w:t xml:space="preserve"> + ∑mi + </w:t>
+      </w:r>
+      <w:r>
+        <w:rPr>
+          <w:sz w:val="28"/>
+          <w:szCs w:val="28"/>
+        </w:rPr>
+        <w:t>k</w:t>
+      </w:r>
+      <w:r>
+        <w:rPr>
+          <w:sz w:val="28"/>
+          <w:szCs w:val="28"/>
+          <w:lang w:val="ru-RU"/>
+        </w:rPr>
+        <w:t xml:space="preserve">) </w:t>
+      </w:r>
+    </w:p>
+    <w:p>
+      <w:pPr>
+        <w:pStyle w:val="Normal"/>
+        <w:spacing w:lineRule="auto" w:line="360"/>
+        <w:ind w:firstLine="720"/>
+        <w:jc w:val="both"/>
+        <w:rPr>
+          <w:sz w:val="28"/>
+          <w:szCs w:val="28"/>
+        </w:rPr>
+      </w:pPr>
+      <w:r>
+        <w:rPr>
+          <w:sz w:val="28"/>
+          <w:szCs w:val="28"/>
+          <w:lang w:val="ru-RU"/>
+        </w:rPr>
+        <w:tab/>
+        <w:t xml:space="preserve">По памяти: </w:t>
+      </w:r>
+    </w:p>
+    <w:p>
+      <w:pPr>
+        <w:pStyle w:val="Normal"/>
+        <w:spacing w:lineRule="auto" w:line="360"/>
+        <w:ind w:firstLine="720"/>
+        <w:jc w:val="both"/>
+        <w:rPr>
+          <w:sz w:val="28"/>
+          <w:szCs w:val="28"/>
+        </w:rPr>
+      </w:pPr>
+      <w:r>
+        <w:rPr>
+          <w:sz w:val="28"/>
+          <w:szCs w:val="28"/>
+          <w:lang w:val="ru-RU"/>
+        </w:rPr>
+        <w:tab/>
+      </w:r>
+      <w:r>
+        <w:rPr>
+          <w:sz w:val="28"/>
+          <w:szCs w:val="28"/>
+        </w:rPr>
+        <w:t>O</w:t>
+      </w:r>
+      <w:r>
+        <w:rPr>
+          <w:sz w:val="28"/>
+          <w:szCs w:val="28"/>
+          <w:lang w:val="ru-RU"/>
+        </w:rPr>
+        <w:t>(</w:t>
+      </w:r>
+      <w:r>
+        <w:rPr>
+          <w:sz w:val="28"/>
+          <w:szCs w:val="28"/>
+        </w:rPr>
+        <w:t>n</w:t>
+      </w:r>
+      <w:r>
+        <w:rPr>
+          <w:sz w:val="28"/>
+          <w:szCs w:val="28"/>
+          <w:lang w:val="ru-RU"/>
+        </w:rPr>
+        <w:t xml:space="preserve"> + ∑mi), </w:t>
+      </w:r>
+    </w:p>
+    <w:p>
+      <w:pPr>
+        <w:pStyle w:val="Normal"/>
+        <w:spacing w:lineRule="auto" w:line="360"/>
+        <w:ind w:firstLine="720"/>
+        <w:jc w:val="both"/>
+        <w:rPr>
+          <w:sz w:val="28"/>
+          <w:szCs w:val="28"/>
+        </w:rPr>
+      </w:pPr>
+      <w:r>
+        <w:rPr>
+          <w:sz w:val="28"/>
+          <w:szCs w:val="28"/>
+          <w:lang w:val="ru-RU"/>
+        </w:rPr>
+        <w:t xml:space="preserve">где </w:t>
+      </w:r>
+      <w:r>
+        <w:rPr>
+          <w:sz w:val="28"/>
+          <w:szCs w:val="28"/>
+          <w:lang w:val="ru-RU"/>
+        </w:rPr>
+        <w:t xml:space="preserve">mi — длины блоков, </w:t>
+      </w:r>
+      <w:r>
+        <w:rPr>
+          <w:sz w:val="28"/>
+          <w:szCs w:val="28"/>
+        </w:rPr>
+        <w:t>n</w:t>
+      </w:r>
+      <w:r>
+        <w:rPr>
+          <w:sz w:val="28"/>
+          <w:szCs w:val="28"/>
+          <w:lang w:val="ru-RU"/>
+        </w:rPr>
+        <w:t xml:space="preserve">-длина </w:t>
+      </w:r>
+      <w:r>
+        <w:rPr>
+          <w:sz w:val="28"/>
+          <w:szCs w:val="28"/>
+          <w:lang w:val="ru-RU"/>
+        </w:rPr>
+        <w:t>текста, k - длина wildcard-шаблона</w:t>
+      </w:r>
+      <w:r>
+        <w:rPr>
+          <w:sz w:val="28"/>
+          <w:szCs w:val="28"/>
+          <w:lang w:val="ru-RU"/>
+        </w:rPr>
+        <w:t>.</w:t>
+      </w:r>
+    </w:p>
+    <w:p>
+      <w:pPr>
+        <w:pStyle w:val="Normal"/>
+        <w:spacing w:lineRule="auto" w:line="360"/>
+        <w:ind w:firstLine="720"/>
+        <w:jc w:val="both"/>
+        <w:rPr>
+          <w:i/>
+          <w:i/>
+          <w:iCs/>
+        </w:rPr>
+      </w:pPr>
+      <w:r>
+        <w:rPr>
+          <w:i/>
+          <w:iCs/>
+          <w:sz w:val="28"/>
+          <w:szCs w:val="28"/>
+          <w:lang w:val="ru-RU"/>
+        </w:rPr>
+        <w:t>Исходный код программы см. в приложении А.</w:t>
+      </w:r>
+    </w:p>
+    <w:p>
+      <w:pPr>
+        <w:pStyle w:val="Normal"/>
+        <w:spacing w:lineRule="auto" w:line="360"/>
+        <w:ind w:firstLine="720"/>
+        <w:jc w:val="both"/>
+        <w:rPr>
+          <w:sz w:val="28"/>
+          <w:szCs w:val="28"/>
+          <w:lang w:val="ru-RU"/>
+        </w:rPr>
+      </w:pPr>
+      <w:r>
+        <w:rPr>
+          <w:sz w:val="28"/>
+          <w:szCs w:val="28"/>
+          <w:lang w:val="ru-RU"/>
+        </w:rPr>
+        <w:t>Результаты тестирования см. в Таблице 1-2.</w:t>
+      </w:r>
+    </w:p>
+    <w:p>
+      <w:pPr>
+        <w:pStyle w:val="Normal"/>
+        <w:jc w:val="both"/>
+        <w:rPr>
+          <w:sz w:val="28"/>
+          <w:szCs w:val="28"/>
+          <w:lang w:val="ru-RU"/>
+        </w:rPr>
+      </w:pPr>
+      <w:r>
+        <w:rPr>
+          <w:sz w:val="28"/>
+          <w:szCs w:val="28"/>
+          <w:lang w:val="ru-RU"/>
+        </w:rPr>
+        <w:t xml:space="preserve">Таблица 1 – Тестирование </w:t>
+      </w:r>
+      <w:r>
+        <w:rPr>
+          <w:sz w:val="28"/>
+          <w:szCs w:val="28"/>
+        </w:rPr>
+        <w:t>ac</w:t>
+      </w:r>
+    </w:p>
+    <w:tbl>
+      <w:tblPr>
+        <w:tblStyle w:val="af3"/>
+        <w:tblW w:w="9351" w:type="dxa"/>
+        <w:jc w:val="left"/>
+        <w:tblInd w:w="113" w:type="dxa"/>
+        <w:tblLayout w:type="fixed"/>
+        <w:tblCellMar>
+          <w:top w:w="0" w:type="dxa"/>
+          <w:left w:w="108" w:type="dxa"/>
+          <w:bottom w:w="0" w:type="dxa"/>
+          <w:right w:w="108" w:type="dxa"/>
+        </w:tblCellMar>
+        <w:tblLook w:val="04a0" w:noHBand="0" w:noVBand="1" w:firstColumn="1" w:lastRow="0" w:lastColumn="0" w:firstRow="1"/>
+      </w:tblPr>
+      <w:tblGrid>
+        <w:gridCol w:w="484"/>
+        <w:gridCol w:w="4432"/>
+        <w:gridCol w:w="4435"/>
+      </w:tblGrid>
+      <w:tr>
+        <w:trPr/>
+        <w:tc>
+          <w:tcPr>
+            <w:tcW w:w="484" w:type="dxa"/>
+            <w:tcBorders/>
+          </w:tcPr>
+          <w:p>
+            <w:pPr>
+              <w:pStyle w:val="Normal"/>
+              <w:widowControl/>
+              <w:spacing w:before="0" w:after="0"/>
+              <w:jc w:val="center"/>
+              <w:rPr>
+                <w:sz w:val="28"/>
+                <w:szCs w:val="28"/>
+                <w:lang w:val="ru-RU"/>
+              </w:rPr>
+            </w:pPr>
+            <w:r>
+              <w:rPr>
+                <w:rFonts w:eastAsia="Times New Roman" w:cs="Times New Roman"/>
+                <w:kern w:val="0"/>
+                <w:sz w:val="28"/>
+                <w:szCs w:val="28"/>
+                <w:lang w:val="ru-RU" w:eastAsia="ru-RU" w:bidi="ar-SA"/>
+              </w:rPr>
+              <w:t>№</w:t>
+            </w:r>
+          </w:p>
+        </w:tc>
+        <w:tc>
+          <w:tcPr>
+            <w:tcW w:w="4432" w:type="dxa"/>
+            <w:tcBorders/>
+          </w:tcPr>
+          <w:p>
+            <w:pPr>
+              <w:pStyle w:val="Normal"/>
+              <w:widowControl/>
+              <w:spacing w:before="0" w:after="0"/>
+              <w:jc w:val="center"/>
+              <w:rPr>
+                <w:sz w:val="28"/>
+                <w:szCs w:val="28"/>
+                <w:lang w:val="ru-RU"/>
+              </w:rPr>
+            </w:pPr>
+            <w:r>
+              <w:rPr>
+                <w:rFonts w:eastAsia="Times New Roman" w:cs="Times New Roman"/>
+                <w:kern w:val="0"/>
+                <w:sz w:val="28"/>
+                <w:szCs w:val="28"/>
+                <w:lang w:val="ru-RU" w:eastAsia="ru-RU" w:bidi="ar-SA"/>
+              </w:rPr>
+              <w:t>Входные данные</w:t>
+            </w:r>
+          </w:p>
+        </w:tc>
+        <w:tc>
+          <w:tcPr>
+            <w:tcW w:w="4435" w:type="dxa"/>
+            <w:tcBorders/>
+          </w:tcPr>
+          <w:p>
+            <w:pPr>
+              <w:pStyle w:val="Normal"/>
+              <w:widowControl/>
+              <w:spacing w:before="0" w:after="0"/>
+              <w:jc w:val="center"/>
+              <w:rPr>
+                <w:sz w:val="28"/>
+                <w:szCs w:val="28"/>
+                <w:lang w:val="ru-RU"/>
+              </w:rPr>
+            </w:pPr>
+            <w:r>
+              <w:rPr>
+                <w:rFonts w:eastAsia="Times New Roman" w:cs="Times New Roman"/>
+                <w:kern w:val="0"/>
+                <w:sz w:val="28"/>
+                <w:szCs w:val="28"/>
+                <w:lang w:val="ru-RU" w:eastAsia="ru-RU" w:bidi="ar-SA"/>
+              </w:rPr>
+              <w:t>Выходные данные</w:t>
+            </w:r>
+          </w:p>
+        </w:tc>
+      </w:tr>
+      <w:tr>
+        <w:trPr/>
+        <w:tc>
+          <w:tcPr>
+            <w:tcW w:w="484" w:type="dxa"/>
+            <w:tcBorders/>
+          </w:tcPr>
+          <w:p>
+            <w:pPr>
+              <w:pStyle w:val="Normal"/>
+              <w:widowControl/>
+              <w:spacing w:before="0" w:after="0"/>
+              <w:jc w:val="center"/>
+              <w:rPr>
+                <w:sz w:val="28"/>
+                <w:szCs w:val="28"/>
+                <w:lang w:val="ru-RU"/>
+              </w:rPr>
+            </w:pPr>
+            <w:r>
+              <w:rPr>
+                <w:rFonts w:eastAsia="Times New Roman" w:cs="Times New Roman"/>
+                <w:kern w:val="0"/>
+                <w:sz w:val="28"/>
+                <w:szCs w:val="28"/>
+                <w:lang w:val="ru-RU" w:eastAsia="ru-RU" w:bidi="ar-SA"/>
+              </w:rPr>
+              <w:t>1</w:t>
+            </w:r>
+          </w:p>
+        </w:tc>
+        <w:tc>
+          <w:tcPr>
+            <w:tcW w:w="4432" w:type="dxa"/>
+            <w:tcBorders/>
+          </w:tcPr>
+          <w:p>
+            <w:pPr>
+              <w:pStyle w:val="Normal"/>
+              <w:widowControl/>
+              <w:spacing w:before="0" w:after="0"/>
+              <w:jc w:val="center"/>
+              <w:rPr>
+                <w:sz w:val="28"/>
+                <w:szCs w:val="28"/>
+              </w:rPr>
+            </w:pPr>
+            <w:r>
+              <w:rPr>
+                <w:rFonts w:eastAsia="Times New Roman" w:cs="Times New Roman"/>
+                <w:kern w:val="0"/>
+                <w:sz w:val="28"/>
+                <w:szCs w:val="28"/>
+                <w:lang w:val="en-US" w:eastAsia="ru-RU" w:bidi="ar-SA"/>
+              </w:rPr>
+              <w:t>mississippi</w:t>
+            </w:r>
+          </w:p>
+          <w:p>
+            <w:pPr>
+              <w:pStyle w:val="Normal"/>
+              <w:widowControl/>
+              <w:spacing w:before="0" w:after="0"/>
+              <w:jc w:val="center"/>
+              <w:rPr>
+                <w:sz w:val="28"/>
+                <w:szCs w:val="28"/>
+              </w:rPr>
+            </w:pPr>
+            <w:r>
+              <w:rPr>
+                <w:rFonts w:eastAsia="Times New Roman" w:cs="Times New Roman"/>
+                <w:kern w:val="0"/>
+                <w:sz w:val="28"/>
+                <w:szCs w:val="28"/>
+                <w:lang w:val="en-US" w:eastAsia="ru-RU" w:bidi="ar-SA"/>
+              </w:rPr>
+              <w:t>3</w:t>
+            </w:r>
+          </w:p>
+          <w:p>
+            <w:pPr>
+              <w:pStyle w:val="Normal"/>
+              <w:widowControl/>
+              <w:spacing w:before="0" w:after="0"/>
+              <w:jc w:val="center"/>
+              <w:rPr>
+                <w:sz w:val="28"/>
+                <w:szCs w:val="28"/>
+              </w:rPr>
+            </w:pPr>
+            <w:r>
+              <w:rPr>
+                <w:rFonts w:eastAsia="Times New Roman" w:cs="Times New Roman"/>
+                <w:kern w:val="0"/>
+                <w:sz w:val="28"/>
+                <w:szCs w:val="28"/>
+                <w:lang w:val="en-US" w:eastAsia="ru-RU" w:bidi="ar-SA"/>
+              </w:rPr>
+              <w:t>issi</w:t>
+            </w:r>
+          </w:p>
+          <w:p>
+            <w:pPr>
+              <w:pStyle w:val="Normal"/>
+              <w:widowControl/>
+              <w:spacing w:before="0" w:after="0"/>
+              <w:jc w:val="center"/>
+              <w:rPr>
+                <w:sz w:val="28"/>
+                <w:szCs w:val="28"/>
+              </w:rPr>
+            </w:pPr>
+            <w:r>
+              <w:rPr>
+                <w:rFonts w:eastAsia="Times New Roman" w:cs="Times New Roman"/>
+                <w:kern w:val="0"/>
+                <w:sz w:val="28"/>
+                <w:szCs w:val="28"/>
+                <w:lang w:val="en-US" w:eastAsia="ru-RU" w:bidi="ar-SA"/>
+              </w:rPr>
+              <w:t>ss</w:t>
+            </w:r>
+          </w:p>
+          <w:p>
+            <w:pPr>
+              <w:pStyle w:val="Normal"/>
+              <w:widowControl/>
+              <w:spacing w:before="0" w:after="0"/>
+              <w:jc w:val="center"/>
+              <w:rPr>
+                <w:sz w:val="28"/>
+                <w:szCs w:val="28"/>
+              </w:rPr>
+            </w:pPr>
+            <w:r>
+              <w:rPr>
+                <w:rFonts w:eastAsia="Times New Roman" w:cs="Times New Roman"/>
+                <w:kern w:val="0"/>
+                <w:sz w:val="28"/>
+                <w:szCs w:val="28"/>
+                <w:lang w:val="en-US" w:eastAsia="ru-RU" w:bidi="ar-SA"/>
+              </w:rPr>
+              <w:t>sip</w:t>
+            </w:r>
+          </w:p>
+        </w:tc>
+        <w:tc>
+          <w:tcPr>
+            <w:tcW w:w="4435" w:type="dxa"/>
+            <w:tcBorders/>
+          </w:tcPr>
+          <w:p>
+            <w:pPr>
+              <w:pStyle w:val="Normal"/>
+              <w:widowControl/>
+              <w:spacing w:before="0" w:after="0"/>
+              <w:jc w:val="center"/>
+              <w:rPr>
+                <w:sz w:val="28"/>
+                <w:szCs w:val="28"/>
+              </w:rPr>
+            </w:pPr>
+            <w:r>
+              <w:rPr>
+                <w:rFonts w:eastAsia="Times New Roman" w:cs="Times New Roman"/>
+                <w:kern w:val="0"/>
+                <w:sz w:val="28"/>
+                <w:szCs w:val="28"/>
+                <w:lang w:val="en-US" w:eastAsia="ru-RU" w:bidi="ar-SA"/>
+              </w:rPr>
+              <w:t>2 1</w:t>
+            </w:r>
+          </w:p>
+          <w:p>
+            <w:pPr>
+              <w:pStyle w:val="Normal"/>
+              <w:widowControl/>
+              <w:spacing w:before="0" w:after="0"/>
+              <w:jc w:val="center"/>
+              <w:rPr>
+                <w:sz w:val="28"/>
+                <w:szCs w:val="28"/>
+              </w:rPr>
+            </w:pPr>
+            <w:r>
+              <w:rPr>
+                <w:rFonts w:eastAsia="Times New Roman" w:cs="Times New Roman"/>
+                <w:kern w:val="0"/>
+                <w:sz w:val="28"/>
+                <w:szCs w:val="28"/>
+                <w:lang w:val="en-US" w:eastAsia="ru-RU" w:bidi="ar-SA"/>
+              </w:rPr>
+              <w:t>3 2</w:t>
+            </w:r>
+          </w:p>
+          <w:p>
+            <w:pPr>
+              <w:pStyle w:val="Normal"/>
+              <w:widowControl/>
+              <w:spacing w:before="0" w:after="0"/>
+              <w:jc w:val="center"/>
+              <w:rPr>
+                <w:sz w:val="28"/>
+                <w:szCs w:val="28"/>
+              </w:rPr>
+            </w:pPr>
+            <w:r>
+              <w:rPr>
+                <w:rFonts w:eastAsia="Times New Roman" w:cs="Times New Roman"/>
+                <w:kern w:val="0"/>
+                <w:sz w:val="28"/>
+                <w:szCs w:val="28"/>
+                <w:lang w:val="en-US" w:eastAsia="ru-RU" w:bidi="ar-SA"/>
+              </w:rPr>
+              <w:t>5 1</w:t>
+            </w:r>
+          </w:p>
+          <w:p>
+            <w:pPr>
+              <w:pStyle w:val="Normal"/>
+              <w:widowControl/>
+              <w:spacing w:before="0" w:after="0"/>
+              <w:jc w:val="center"/>
+              <w:rPr>
+                <w:sz w:val="28"/>
+                <w:szCs w:val="28"/>
+              </w:rPr>
+            </w:pPr>
+            <w:r>
+              <w:rPr>
+                <w:rFonts w:eastAsia="Times New Roman" w:cs="Times New Roman"/>
+                <w:kern w:val="0"/>
+                <w:sz w:val="28"/>
+                <w:szCs w:val="28"/>
+                <w:lang w:val="en-US" w:eastAsia="ru-RU" w:bidi="ar-SA"/>
+              </w:rPr>
+              <w:t>6 2</w:t>
+            </w:r>
+          </w:p>
+          <w:p>
+            <w:pPr>
+              <w:pStyle w:val="Normal"/>
+              <w:widowControl/>
+              <w:spacing w:before="0" w:after="0"/>
+              <w:jc w:val="center"/>
+              <w:rPr>
+                <w:sz w:val="28"/>
+                <w:szCs w:val="28"/>
+              </w:rPr>
+            </w:pPr>
+            <w:r>
+              <w:rPr>
+                <w:rFonts w:eastAsia="Times New Roman" w:cs="Times New Roman"/>
+                <w:kern w:val="0"/>
+                <w:sz w:val="28"/>
+                <w:szCs w:val="28"/>
+                <w:lang w:val="en-US" w:eastAsia="ru-RU" w:bidi="ar-SA"/>
+              </w:rPr>
+              <w:t>7 3</w:t>
+            </w:r>
+          </w:p>
+        </w:tc>
+      </w:tr>
+      <w:tr>
+        <w:trPr/>
+        <w:tc>
+          <w:tcPr>
+            <w:tcW w:w="484" w:type="dxa"/>
+            <w:tcBorders/>
+          </w:tcPr>
+          <w:p>
+            <w:pPr>
+              <w:pStyle w:val="Normal"/>
+              <w:widowControl/>
+              <w:spacing w:before="0" w:after="0"/>
+              <w:jc w:val="center"/>
+              <w:rPr>
+                <w:sz w:val="28"/>
+                <w:szCs w:val="28"/>
+                <w:lang w:val="ru-RU"/>
+              </w:rPr>
+            </w:pPr>
+            <w:r>
+              <w:rPr>
+                <w:rFonts w:eastAsia="Times New Roman" w:cs="Times New Roman"/>
+                <w:kern w:val="0"/>
+                <w:sz w:val="28"/>
+                <w:szCs w:val="28"/>
+                <w:lang w:val="ru-RU" w:eastAsia="ru-RU" w:bidi="ar-SA"/>
+              </w:rPr>
+              <w:t>2</w:t>
+            </w:r>
+          </w:p>
+        </w:tc>
+        <w:tc>
+          <w:tcPr>
+            <w:tcW w:w="4432" w:type="dxa"/>
+            <w:tcBorders/>
+          </w:tcPr>
+          <w:p>
+            <w:pPr>
+              <w:pStyle w:val="Normal"/>
+              <w:widowControl/>
+              <w:spacing w:before="0" w:after="0"/>
+              <w:jc w:val="center"/>
+              <w:rPr>
+                <w:rFonts w:ascii="Times New Roman" w:hAnsi="Times New Roman" w:eastAsia="Times New Roman" w:cs="Times New Roman"/>
+                <w:kern w:val="0"/>
+                <w:sz w:val="28"/>
+                <w:szCs w:val="24"/>
+                <w:lang w:val="en-US" w:eastAsia="ru-RU" w:bidi="ar-SA"/>
+              </w:rPr>
+            </w:pPr>
+            <w:r>
+              <w:rPr>
+                <w:rFonts w:eastAsia="Times New Roman" w:cs="Times New Roman"/>
+                <w:kern w:val="0"/>
+                <w:sz w:val="28"/>
+                <w:szCs w:val="24"/>
+                <w:lang w:val="en-US" w:eastAsia="ru-RU" w:bidi="ar-SA"/>
+              </w:rPr>
+              <w:t>abababab</w:t>
+            </w:r>
+          </w:p>
+          <w:p>
+            <w:pPr>
+              <w:pStyle w:val="Normal"/>
+              <w:widowControl/>
+              <w:spacing w:before="0" w:after="0"/>
+              <w:jc w:val="center"/>
+              <w:rPr>
+                <w:rFonts w:ascii="Times New Roman" w:hAnsi="Times New Roman" w:eastAsia="Times New Roman" w:cs="Times New Roman"/>
+                <w:kern w:val="0"/>
+                <w:sz w:val="28"/>
+                <w:szCs w:val="24"/>
+                <w:lang w:val="en-US" w:eastAsia="ru-RU" w:bidi="ar-SA"/>
+              </w:rPr>
+            </w:pPr>
+            <w:r>
+              <w:rPr>
+                <w:rFonts w:eastAsia="Times New Roman" w:cs="Times New Roman"/>
+                <w:kern w:val="0"/>
+                <w:sz w:val="28"/>
+                <w:szCs w:val="24"/>
+                <w:lang w:val="en-US" w:eastAsia="ru-RU" w:bidi="ar-SA"/>
+              </w:rPr>
+              <w:t>2</w:t>
+            </w:r>
+          </w:p>
+          <w:p>
+            <w:pPr>
+              <w:pStyle w:val="Normal"/>
+              <w:widowControl/>
+              <w:spacing w:before="0" w:after="0"/>
+              <w:jc w:val="center"/>
+              <w:rPr>
+                <w:rFonts w:ascii="Times New Roman" w:hAnsi="Times New Roman" w:eastAsia="Times New Roman" w:cs="Times New Roman"/>
+                <w:kern w:val="0"/>
+                <w:sz w:val="28"/>
+                <w:szCs w:val="24"/>
+                <w:lang w:val="en-US" w:eastAsia="ru-RU" w:bidi="ar-SA"/>
+              </w:rPr>
+            </w:pPr>
+            <w:r>
+              <w:rPr>
+                <w:rFonts w:eastAsia="Times New Roman" w:cs="Times New Roman"/>
+                <w:kern w:val="0"/>
+                <w:sz w:val="28"/>
+                <w:szCs w:val="24"/>
+                <w:lang w:val="en-US" w:eastAsia="ru-RU" w:bidi="ar-SA"/>
+              </w:rPr>
+              <w:t>aba</w:t>
+            </w:r>
+          </w:p>
+          <w:p>
+            <w:pPr>
+              <w:pStyle w:val="Normal"/>
+              <w:widowControl/>
+              <w:spacing w:before="0" w:after="0"/>
+              <w:jc w:val="center"/>
+              <w:rPr>
+                <w:rFonts w:ascii="Times New Roman" w:hAnsi="Times New Roman" w:eastAsia="Times New Roman" w:cs="Times New Roman"/>
+                <w:kern w:val="0"/>
+                <w:sz w:val="28"/>
+                <w:szCs w:val="24"/>
+                <w:lang w:val="en-US" w:eastAsia="ru-RU" w:bidi="ar-SA"/>
+              </w:rPr>
+            </w:pPr>
+            <w:r>
+              <w:rPr>
+                <w:rFonts w:eastAsia="Times New Roman" w:cs="Times New Roman"/>
+                <w:kern w:val="0"/>
+                <w:sz w:val="28"/>
+                <w:szCs w:val="24"/>
+                <w:lang w:val="en-US" w:eastAsia="ru-RU" w:bidi="ar-SA"/>
+              </w:rPr>
+              <w:t>bab</w:t>
+            </w:r>
+          </w:p>
+        </w:tc>
+        <w:tc>
+          <w:tcPr>
+            <w:tcW w:w="4435" w:type="dxa"/>
+            <w:tcBorders/>
+          </w:tcPr>
+          <w:p>
+            <w:pPr>
+              <w:pStyle w:val="Normal"/>
+              <w:widowControl/>
+              <w:spacing w:before="0" w:after="0"/>
+              <w:jc w:val="center"/>
+              <w:rPr>
+                <w:sz w:val="28"/>
+                <w:szCs w:val="28"/>
+                <w:lang w:val="ru-RU"/>
+              </w:rPr>
+            </w:pPr>
+            <w:r>
+              <w:rPr>
+                <w:rFonts w:eastAsia="Times New Roman" w:cs="Times New Roman"/>
+                <w:kern w:val="0"/>
+                <w:sz w:val="28"/>
+                <w:szCs w:val="28"/>
+                <w:lang w:val="ru-RU" w:eastAsia="ru-RU" w:bidi="ar-SA"/>
+              </w:rPr>
+              <w:t>1 1</w:t>
+            </w:r>
+          </w:p>
+          <w:p>
+            <w:pPr>
+              <w:pStyle w:val="Normal"/>
+              <w:widowControl/>
+              <w:spacing w:before="0" w:after="0"/>
+              <w:jc w:val="center"/>
+              <w:rPr>
+                <w:sz w:val="28"/>
+                <w:szCs w:val="28"/>
+                <w:lang w:val="ru-RU"/>
+              </w:rPr>
+            </w:pPr>
+            <w:r>
+              <w:rPr>
+                <w:rFonts w:eastAsia="Times New Roman" w:cs="Times New Roman"/>
+                <w:kern w:val="0"/>
+                <w:sz w:val="28"/>
+                <w:szCs w:val="28"/>
+                <w:lang w:val="ru-RU" w:eastAsia="ru-RU" w:bidi="ar-SA"/>
+              </w:rPr>
+              <w:t>2 2</w:t>
+            </w:r>
+          </w:p>
+          <w:p>
+            <w:pPr>
+              <w:pStyle w:val="Normal"/>
+              <w:widowControl/>
+              <w:spacing w:before="0" w:after="0"/>
+              <w:jc w:val="center"/>
+              <w:rPr>
+                <w:sz w:val="28"/>
+                <w:szCs w:val="28"/>
+                <w:lang w:val="ru-RU"/>
+              </w:rPr>
+            </w:pPr>
+            <w:r>
+              <w:rPr>
+                <w:rFonts w:eastAsia="Times New Roman" w:cs="Times New Roman"/>
+                <w:kern w:val="0"/>
+                <w:sz w:val="28"/>
+                <w:szCs w:val="28"/>
+                <w:lang w:val="ru-RU" w:eastAsia="ru-RU" w:bidi="ar-SA"/>
+              </w:rPr>
+              <w:t>3 1</w:t>
+            </w:r>
+          </w:p>
+          <w:p>
+            <w:pPr>
+              <w:pStyle w:val="Normal"/>
+              <w:widowControl/>
+              <w:spacing w:before="0" w:after="0"/>
+              <w:jc w:val="center"/>
+              <w:rPr>
+                <w:sz w:val="28"/>
+                <w:szCs w:val="28"/>
+                <w:lang w:val="ru-RU"/>
+              </w:rPr>
+            </w:pPr>
+            <w:r>
+              <w:rPr>
+                <w:rFonts w:eastAsia="Times New Roman" w:cs="Times New Roman"/>
+                <w:kern w:val="0"/>
+                <w:sz w:val="28"/>
+                <w:szCs w:val="28"/>
+                <w:lang w:val="ru-RU" w:eastAsia="ru-RU" w:bidi="ar-SA"/>
+              </w:rPr>
+              <w:t>4 2</w:t>
+            </w:r>
+          </w:p>
+          <w:p>
+            <w:pPr>
+              <w:pStyle w:val="Normal"/>
+              <w:widowControl/>
+              <w:spacing w:before="0" w:after="0"/>
+              <w:jc w:val="center"/>
+              <w:rPr>
+                <w:sz w:val="28"/>
+                <w:szCs w:val="28"/>
+                <w:lang w:val="ru-RU"/>
+              </w:rPr>
+            </w:pPr>
+            <w:r>
+              <w:rPr>
+                <w:rFonts w:eastAsia="Times New Roman" w:cs="Times New Roman"/>
+                <w:kern w:val="0"/>
+                <w:sz w:val="28"/>
+                <w:szCs w:val="28"/>
+                <w:lang w:val="ru-RU" w:eastAsia="ru-RU" w:bidi="ar-SA"/>
+              </w:rPr>
+              <w:t>5 1</w:t>
+            </w:r>
+          </w:p>
+          <w:p>
+            <w:pPr>
+              <w:pStyle w:val="Normal"/>
+              <w:widowControl/>
+              <w:spacing w:before="0" w:after="0"/>
+              <w:jc w:val="center"/>
+              <w:rPr>
+                <w:sz w:val="28"/>
+                <w:szCs w:val="28"/>
+                <w:lang w:val="ru-RU"/>
+              </w:rPr>
+            </w:pPr>
+            <w:r>
+              <w:rPr>
+                <w:rFonts w:eastAsia="Times New Roman" w:cs="Times New Roman"/>
+                <w:kern w:val="0"/>
+                <w:sz w:val="28"/>
+                <w:szCs w:val="28"/>
+                <w:lang w:val="ru-RU" w:eastAsia="ru-RU" w:bidi="ar-SA"/>
+              </w:rPr>
+              <w:t>6 2</w:t>
+            </w:r>
+          </w:p>
+        </w:tc>
+      </w:tr>
+      <w:tr>
+        <w:trPr>
+          <w:trHeight w:val="541" w:hRule="atLeast"/>
+        </w:trPr>
+        <w:tc>
+          <w:tcPr>
+            <w:tcW w:w="484" w:type="dxa"/>
+            <w:tcBorders/>
+          </w:tcPr>
+          <w:p>
+            <w:pPr>
+              <w:pStyle w:val="Normal"/>
+              <w:widowControl/>
+              <w:spacing w:before="0" w:after="0"/>
+              <w:jc w:val="center"/>
+              <w:rPr>
+                <w:sz w:val="28"/>
+                <w:szCs w:val="28"/>
+                <w:lang w:val="ru-RU"/>
+              </w:rPr>
+            </w:pPr>
+            <w:r>
+              <w:rPr>
+                <w:rFonts w:eastAsia="Times New Roman" w:cs="Times New Roman"/>
+                <w:kern w:val="0"/>
+                <w:sz w:val="28"/>
+                <w:szCs w:val="28"/>
+                <w:lang w:val="ru-RU" w:eastAsia="ru-RU" w:bidi="ar-SA"/>
+              </w:rPr>
+              <w:t>3</w:t>
+            </w:r>
+          </w:p>
+        </w:tc>
+        <w:tc>
+          <w:tcPr>
+            <w:tcW w:w="4432" w:type="dxa"/>
+            <w:tcBorders/>
+          </w:tcPr>
+          <w:p>
+            <w:pPr>
+              <w:pStyle w:val="Normal"/>
+              <w:widowControl/>
+              <w:spacing w:before="0" w:after="0"/>
+              <w:jc w:val="center"/>
+              <w:rPr>
+                <w:sz w:val="28"/>
+                <w:szCs w:val="28"/>
+                <w:lang w:val="ru-RU"/>
+              </w:rPr>
+            </w:pPr>
+            <w:r>
+              <w:rPr>
+                <w:rFonts w:eastAsia="Times New Roman" w:cs="Times New Roman"/>
+                <w:kern w:val="0"/>
+                <w:sz w:val="28"/>
+                <w:szCs w:val="28"/>
+                <w:lang w:val="ru-RU" w:eastAsia="ru-RU" w:bidi="ar-SA"/>
+              </w:rPr>
+              <w:t>abcdefabc</w:t>
+            </w:r>
+          </w:p>
+          <w:p>
+            <w:pPr>
+              <w:pStyle w:val="Normal"/>
+              <w:widowControl/>
+              <w:spacing w:before="0" w:after="0"/>
+              <w:jc w:val="center"/>
+              <w:rPr>
+                <w:sz w:val="28"/>
+                <w:szCs w:val="28"/>
+                <w:lang w:val="ru-RU"/>
+              </w:rPr>
+            </w:pPr>
+            <w:r>
+              <w:rPr>
+                <w:rFonts w:eastAsia="Times New Roman" w:cs="Times New Roman"/>
+                <w:kern w:val="0"/>
+                <w:sz w:val="28"/>
+                <w:szCs w:val="28"/>
+                <w:lang w:val="ru-RU" w:eastAsia="ru-RU" w:bidi="ar-SA"/>
+              </w:rPr>
+              <w:t>4</w:t>
+            </w:r>
+          </w:p>
+          <w:p>
+            <w:pPr>
+              <w:pStyle w:val="Normal"/>
+              <w:widowControl/>
+              <w:spacing w:before="0" w:after="0"/>
+              <w:jc w:val="center"/>
+              <w:rPr>
+                <w:sz w:val="28"/>
+                <w:szCs w:val="28"/>
+                <w:lang w:val="ru-RU"/>
+              </w:rPr>
+            </w:pPr>
+            <w:r>
+              <w:rPr>
+                <w:rFonts w:eastAsia="Times New Roman" w:cs="Times New Roman"/>
+                <w:kern w:val="0"/>
+                <w:sz w:val="28"/>
+                <w:szCs w:val="28"/>
+                <w:lang w:val="ru-RU" w:eastAsia="ru-RU" w:bidi="ar-SA"/>
+              </w:rPr>
+              <w:t>abc</w:t>
+            </w:r>
+          </w:p>
+          <w:p>
+            <w:pPr>
+              <w:pStyle w:val="Normal"/>
+              <w:widowControl/>
+              <w:spacing w:before="0" w:after="0"/>
+              <w:jc w:val="center"/>
+              <w:rPr>
+                <w:sz w:val="28"/>
+                <w:szCs w:val="28"/>
+                <w:lang w:val="ru-RU"/>
+              </w:rPr>
+            </w:pPr>
+            <w:r>
+              <w:rPr>
+                <w:rFonts w:eastAsia="Times New Roman" w:cs="Times New Roman"/>
+                <w:kern w:val="0"/>
+                <w:sz w:val="28"/>
+                <w:szCs w:val="28"/>
+                <w:lang w:val="ru-RU" w:eastAsia="ru-RU" w:bidi="ar-SA"/>
+              </w:rPr>
+              <w:t>def</w:t>
+            </w:r>
+          </w:p>
+          <w:p>
+            <w:pPr>
+              <w:pStyle w:val="Normal"/>
+              <w:widowControl/>
+              <w:spacing w:before="0" w:after="0"/>
+              <w:jc w:val="center"/>
+              <w:rPr>
+                <w:sz w:val="28"/>
+                <w:szCs w:val="28"/>
+                <w:lang w:val="ru-RU"/>
+              </w:rPr>
+            </w:pPr>
+            <w:r>
+              <w:rPr>
+                <w:rFonts w:eastAsia="Times New Roman" w:cs="Times New Roman"/>
+                <w:kern w:val="0"/>
+                <w:sz w:val="28"/>
+                <w:szCs w:val="28"/>
+                <w:lang w:val="ru-RU" w:eastAsia="ru-RU" w:bidi="ar-SA"/>
+              </w:rPr>
+              <w:t>cde</w:t>
+            </w:r>
+          </w:p>
+          <w:p>
+            <w:pPr>
+              <w:pStyle w:val="Normal"/>
+              <w:widowControl/>
+              <w:spacing w:before="0" w:after="0"/>
+              <w:jc w:val="center"/>
+              <w:rPr>
+                <w:sz w:val="28"/>
+                <w:szCs w:val="28"/>
+                <w:lang w:val="ru-RU"/>
+              </w:rPr>
+            </w:pPr>
+            <w:r>
+              <w:rPr>
+                <w:rFonts w:eastAsia="Times New Roman" w:cs="Times New Roman"/>
+                <w:kern w:val="0"/>
+                <w:sz w:val="28"/>
+                <w:szCs w:val="28"/>
+                <w:lang w:val="ru-RU" w:eastAsia="ru-RU" w:bidi="ar-SA"/>
+              </w:rPr>
+              <w:t>ef</w:t>
+            </w:r>
+          </w:p>
+        </w:tc>
+        <w:tc>
+          <w:tcPr>
+            <w:tcW w:w="4435" w:type="dxa"/>
+            <w:tcBorders/>
+          </w:tcPr>
+          <w:p>
+            <w:pPr>
+              <w:pStyle w:val="Normal"/>
+              <w:widowControl/>
+              <w:spacing w:before="0" w:after="0"/>
+              <w:jc w:val="center"/>
+              <w:rPr>
+                <w:sz w:val="28"/>
+                <w:szCs w:val="28"/>
+                <w:lang w:val="ru-RU"/>
+              </w:rPr>
+            </w:pPr>
+            <w:r>
+              <w:rPr>
+                <w:rFonts w:eastAsia="Times New Roman" w:cs="Times New Roman"/>
+                <w:kern w:val="0"/>
+                <w:sz w:val="28"/>
+                <w:szCs w:val="28"/>
+                <w:lang w:val="ru-RU" w:eastAsia="ru-RU" w:bidi="ar-SA"/>
+              </w:rPr>
+              <w:t>1 1</w:t>
+            </w:r>
+          </w:p>
+          <w:p>
+            <w:pPr>
+              <w:pStyle w:val="Normal"/>
+              <w:widowControl/>
+              <w:spacing w:before="0" w:after="0"/>
+              <w:jc w:val="center"/>
+              <w:rPr>
+                <w:sz w:val="28"/>
+                <w:szCs w:val="28"/>
+                <w:lang w:val="ru-RU"/>
+              </w:rPr>
+            </w:pPr>
+            <w:r>
+              <w:rPr>
+                <w:rFonts w:eastAsia="Times New Roman" w:cs="Times New Roman"/>
+                <w:kern w:val="0"/>
+                <w:sz w:val="28"/>
+                <w:szCs w:val="28"/>
+                <w:lang w:val="ru-RU" w:eastAsia="ru-RU" w:bidi="ar-SA"/>
+              </w:rPr>
+              <w:t>3 3</w:t>
+            </w:r>
+          </w:p>
+          <w:p>
+            <w:pPr>
+              <w:pStyle w:val="Normal"/>
+              <w:widowControl/>
+              <w:spacing w:before="0" w:after="0"/>
+              <w:jc w:val="center"/>
+              <w:rPr>
+                <w:sz w:val="28"/>
+                <w:szCs w:val="28"/>
+                <w:lang w:val="ru-RU"/>
+              </w:rPr>
+            </w:pPr>
+            <w:r>
+              <w:rPr>
+                <w:rFonts w:eastAsia="Times New Roman" w:cs="Times New Roman"/>
+                <w:kern w:val="0"/>
+                <w:sz w:val="28"/>
+                <w:szCs w:val="28"/>
+                <w:lang w:val="ru-RU" w:eastAsia="ru-RU" w:bidi="ar-SA"/>
+              </w:rPr>
+              <w:t>4 2</w:t>
+            </w:r>
+          </w:p>
+          <w:p>
+            <w:pPr>
+              <w:pStyle w:val="Normal"/>
+              <w:widowControl/>
+              <w:spacing w:before="0" w:after="0"/>
+              <w:jc w:val="center"/>
+              <w:rPr>
+                <w:sz w:val="28"/>
+                <w:szCs w:val="28"/>
+                <w:lang w:val="ru-RU"/>
+              </w:rPr>
+            </w:pPr>
+            <w:r>
+              <w:rPr>
+                <w:rFonts w:eastAsia="Times New Roman" w:cs="Times New Roman"/>
+                <w:kern w:val="0"/>
+                <w:sz w:val="28"/>
+                <w:szCs w:val="28"/>
+                <w:lang w:val="ru-RU" w:eastAsia="ru-RU" w:bidi="ar-SA"/>
+              </w:rPr>
+              <w:t>5 4</w:t>
+            </w:r>
+          </w:p>
+        </w:tc>
+      </w:tr>
+    </w:tbl>
+    <w:p>
+      <w:pPr>
+        <w:pStyle w:val="Normal"/>
+        <w:spacing w:lineRule="auto" w:line="360"/>
+        <w:jc w:val="both"/>
+        <w:rPr>
+          <w:sz w:val="28"/>
+          <w:szCs w:val="28"/>
+          <w:lang w:val="ru-RU"/>
+        </w:rPr>
+      </w:pPr>
+      <w:r>
+        <w:rPr>
+          <w:sz w:val="28"/>
+          <w:szCs w:val="28"/>
+          <w:lang w:val="ru-RU"/>
+        </w:rPr>
+      </w:r>
+    </w:p>
+    <w:p>
+      <w:pPr>
+        <w:pStyle w:val="Normal"/>
+        <w:jc w:val="both"/>
+        <w:rPr>
+          <w:sz w:val="28"/>
+          <w:szCs w:val="28"/>
+        </w:rPr>
+      </w:pPr>
+      <w:r>
+        <w:rPr>
+          <w:sz w:val="28"/>
+          <w:szCs w:val="28"/>
+          <w:lang w:val="ru-RU"/>
+        </w:rPr>
+        <w:t xml:space="preserve">Таблица </w:t>
+      </w:r>
+      <w:r>
+        <w:rPr>
+          <w:sz w:val="28"/>
+          <w:szCs w:val="28"/>
+        </w:rPr>
+        <w:t>2</w:t>
+      </w:r>
+      <w:r>
+        <w:rPr>
+          <w:sz w:val="28"/>
+          <w:szCs w:val="28"/>
+          <w:lang w:val="ru-RU"/>
+        </w:rPr>
+        <w:t xml:space="preserve"> – Тестирование </w:t>
+      </w:r>
+      <w:r>
+        <w:rPr>
+          <w:sz w:val="28"/>
+          <w:szCs w:val="28"/>
+        </w:rPr>
+        <w:t>ac_wc</w:t>
+      </w:r>
+    </w:p>
+    <w:tbl>
+      <w:tblPr>
+        <w:tblStyle w:val="af3"/>
+        <w:tblW w:w="9351" w:type="dxa"/>
+        <w:jc w:val="left"/>
+        <w:tblInd w:w="113" w:type="dxa"/>
+        <w:tblLayout w:type="fixed"/>
+        <w:tblCellMar>
+          <w:top w:w="0" w:type="dxa"/>
+          <w:left w:w="108" w:type="dxa"/>
+          <w:bottom w:w="0" w:type="dxa"/>
+          <w:right w:w="108" w:type="dxa"/>
+        </w:tblCellMar>
+        <w:tblLook w:val="04a0" w:noHBand="0" w:noVBand="1" w:firstColumn="1" w:lastRow="0" w:lastColumn="0" w:firstRow="1"/>
+      </w:tblPr>
+      <w:tblGrid>
+        <w:gridCol w:w="484"/>
+        <w:gridCol w:w="4432"/>
+        <w:gridCol w:w="4435"/>
+      </w:tblGrid>
+      <w:tr>
+        <w:trPr/>
+        <w:tc>
+          <w:tcPr>
+            <w:tcW w:w="484" w:type="dxa"/>
+            <w:tcBorders/>
+          </w:tcPr>
+          <w:p>
+            <w:pPr>
+              <w:pStyle w:val="Normal"/>
+              <w:widowControl/>
+              <w:spacing w:before="0" w:after="0"/>
+              <w:jc w:val="center"/>
+              <w:rPr>
+                <w:sz w:val="28"/>
+                <w:szCs w:val="28"/>
+                <w:lang w:val="ru-RU"/>
+              </w:rPr>
+            </w:pPr>
+            <w:r>
+              <w:rPr>
+                <w:rFonts w:eastAsia="Times New Roman" w:cs="Times New Roman"/>
+                <w:kern w:val="0"/>
+                <w:sz w:val="28"/>
+                <w:szCs w:val="28"/>
+                <w:lang w:val="ru-RU" w:eastAsia="ru-RU" w:bidi="ar-SA"/>
+              </w:rPr>
+              <w:t>№</w:t>
+            </w:r>
+          </w:p>
+        </w:tc>
+        <w:tc>
+          <w:tcPr>
+            <w:tcW w:w="4432" w:type="dxa"/>
+            <w:tcBorders/>
+          </w:tcPr>
+          <w:p>
+            <w:pPr>
+              <w:pStyle w:val="Normal"/>
+              <w:widowControl/>
+              <w:spacing w:before="0" w:after="0"/>
+              <w:jc w:val="center"/>
+              <w:rPr>
+                <w:sz w:val="28"/>
+                <w:szCs w:val="28"/>
+                <w:lang w:val="ru-RU"/>
+              </w:rPr>
+            </w:pPr>
+            <w:r>
+              <w:rPr>
+                <w:rFonts w:eastAsia="Times New Roman" w:cs="Times New Roman"/>
+                <w:kern w:val="0"/>
+                <w:sz w:val="28"/>
+                <w:szCs w:val="28"/>
+                <w:lang w:val="ru-RU" w:eastAsia="ru-RU" w:bidi="ar-SA"/>
+              </w:rPr>
+              <w:t>Входные данные</w:t>
+            </w:r>
+          </w:p>
+        </w:tc>
+        <w:tc>
+          <w:tcPr>
+            <w:tcW w:w="4435" w:type="dxa"/>
+            <w:tcBorders/>
+          </w:tcPr>
+          <w:p>
+            <w:pPr>
+              <w:pStyle w:val="Normal"/>
+              <w:widowControl/>
+              <w:spacing w:before="0" w:after="0"/>
+              <w:jc w:val="center"/>
+              <w:rPr>
+                <w:sz w:val="28"/>
+                <w:szCs w:val="28"/>
+                <w:lang w:val="ru-RU"/>
+              </w:rPr>
+            </w:pPr>
+            <w:r>
+              <w:rPr>
+                <w:rFonts w:eastAsia="Times New Roman" w:cs="Times New Roman"/>
+                <w:kern w:val="0"/>
+                <w:sz w:val="28"/>
+                <w:szCs w:val="28"/>
+                <w:lang w:val="ru-RU" w:eastAsia="ru-RU" w:bidi="ar-SA"/>
+              </w:rPr>
+              <w:t>Выходные данные</w:t>
+            </w:r>
+          </w:p>
+        </w:tc>
+      </w:tr>
+      <w:tr>
+        <w:trPr/>
+        <w:tc>
+          <w:tcPr>
+            <w:tcW w:w="484" w:type="dxa"/>
+            <w:tcBorders/>
+          </w:tcPr>
+          <w:p>
+            <w:pPr>
+              <w:pStyle w:val="Normal"/>
+              <w:widowControl/>
+              <w:spacing w:before="0" w:after="0"/>
+              <w:jc w:val="center"/>
+              <w:rPr>
+                <w:sz w:val="28"/>
+                <w:szCs w:val="28"/>
+                <w:lang w:val="ru-RU"/>
+              </w:rPr>
+            </w:pPr>
+            <w:r>
+              <w:rPr>
+                <w:rFonts w:eastAsia="Times New Roman" w:cs="Times New Roman"/>
+                <w:kern w:val="0"/>
+                <w:sz w:val="28"/>
+                <w:szCs w:val="28"/>
+                <w:lang w:val="ru-RU" w:eastAsia="ru-RU" w:bidi="ar-SA"/>
+              </w:rPr>
+              <w:t>1</w:t>
+            </w:r>
+          </w:p>
+        </w:tc>
+        <w:tc>
+          <w:tcPr>
+            <w:tcW w:w="4432" w:type="dxa"/>
+            <w:tcBorders/>
+          </w:tcPr>
+          <w:p>
+            <w:pPr>
+              <w:pStyle w:val="Normal"/>
+              <w:widowControl/>
+              <w:spacing w:before="0" w:after="0"/>
+              <w:jc w:val="center"/>
+              <w:rPr>
+                <w:sz w:val="28"/>
+                <w:szCs w:val="28"/>
+                <w:lang w:val="ru-RU"/>
+              </w:rPr>
+            </w:pPr>
+            <w:r>
+              <w:rPr>
+                <w:rFonts w:eastAsia="Times New Roman" w:cs="Times New Roman"/>
+                <w:kern w:val="0"/>
+                <w:sz w:val="28"/>
+                <w:szCs w:val="28"/>
+                <w:lang w:val="ru-RU" w:eastAsia="ru-RU" w:bidi="ar-SA"/>
+              </w:rPr>
+              <w:t>abacabadaba</w:t>
+            </w:r>
+          </w:p>
+          <w:p>
+            <w:pPr>
+              <w:pStyle w:val="Normal"/>
+              <w:widowControl/>
+              <w:spacing w:before="0" w:after="0"/>
+              <w:jc w:val="center"/>
+              <w:rPr>
+                <w:sz w:val="28"/>
+                <w:szCs w:val="28"/>
+                <w:lang w:val="ru-RU"/>
+              </w:rPr>
+            </w:pPr>
+            <w:r>
+              <w:rPr>
+                <w:rFonts w:eastAsia="Times New Roman" w:cs="Times New Roman"/>
+                <w:kern w:val="0"/>
+                <w:sz w:val="28"/>
+                <w:szCs w:val="28"/>
+                <w:lang w:val="ru-RU" w:eastAsia="ru-RU" w:bidi="ar-SA"/>
+              </w:rPr>
+              <w:t>a$a</w:t>
+            </w:r>
+          </w:p>
+          <w:p>
+            <w:pPr>
+              <w:pStyle w:val="Normal"/>
+              <w:widowControl/>
+              <w:spacing w:before="0" w:after="0"/>
+              <w:jc w:val="center"/>
+              <w:rPr>
+                <w:sz w:val="28"/>
+                <w:szCs w:val="28"/>
+                <w:lang w:val="ru-RU"/>
+              </w:rPr>
+            </w:pPr>
+            <w:r>
+              <w:rPr>
+                <w:rFonts w:eastAsia="Times New Roman" w:cs="Times New Roman"/>
+                <w:kern w:val="0"/>
+                <w:sz w:val="28"/>
+                <w:szCs w:val="28"/>
+                <w:lang w:val="ru-RU" w:eastAsia="ru-RU" w:bidi="ar-SA"/>
+              </w:rPr>
+              <w:t>$</w:t>
+            </w:r>
+          </w:p>
+        </w:tc>
+        <w:tc>
+          <w:tcPr>
+            <w:tcW w:w="4435" w:type="dxa"/>
+            <w:tcBorders/>
+          </w:tcPr>
+          <w:p>
+            <w:pPr>
+              <w:pStyle w:val="Normal"/>
+              <w:widowControl/>
+              <w:spacing w:before="0" w:after="0"/>
+              <w:jc w:val="center"/>
+              <w:rPr>
+                <w:sz w:val="28"/>
+                <w:szCs w:val="28"/>
+              </w:rPr>
+            </w:pPr>
+            <w:r>
+              <w:rPr>
+                <w:rFonts w:eastAsia="Times New Roman" w:cs="Times New Roman"/>
+                <w:kern w:val="0"/>
+                <w:sz w:val="28"/>
+                <w:szCs w:val="28"/>
+                <w:lang w:val="en-US" w:eastAsia="ru-RU" w:bidi="ar-SA"/>
+              </w:rPr>
+              <w:t>1</w:t>
+            </w:r>
+          </w:p>
+          <w:p>
+            <w:pPr>
+              <w:pStyle w:val="Normal"/>
+              <w:widowControl/>
+              <w:spacing w:before="0" w:after="0"/>
+              <w:jc w:val="center"/>
+              <w:rPr>
+                <w:sz w:val="28"/>
+                <w:szCs w:val="28"/>
+              </w:rPr>
+            </w:pPr>
+            <w:r>
+              <w:rPr>
+                <w:rFonts w:eastAsia="Times New Roman" w:cs="Times New Roman"/>
+                <w:kern w:val="0"/>
+                <w:sz w:val="28"/>
+                <w:szCs w:val="28"/>
+                <w:lang w:val="en-US" w:eastAsia="ru-RU" w:bidi="ar-SA"/>
+              </w:rPr>
+              <w:t>3</w:t>
+            </w:r>
+          </w:p>
+          <w:p>
+            <w:pPr>
+              <w:pStyle w:val="Normal"/>
+              <w:widowControl/>
+              <w:spacing w:before="0" w:after="0"/>
+              <w:jc w:val="center"/>
+              <w:rPr>
+                <w:sz w:val="28"/>
+                <w:szCs w:val="28"/>
+              </w:rPr>
+            </w:pPr>
+            <w:r>
+              <w:rPr>
+                <w:rFonts w:eastAsia="Times New Roman" w:cs="Times New Roman"/>
+                <w:kern w:val="0"/>
+                <w:sz w:val="28"/>
+                <w:szCs w:val="28"/>
+                <w:lang w:val="en-US" w:eastAsia="ru-RU" w:bidi="ar-SA"/>
+              </w:rPr>
+              <w:t>5</w:t>
+            </w:r>
+          </w:p>
+          <w:p>
+            <w:pPr>
+              <w:pStyle w:val="Normal"/>
+              <w:widowControl/>
+              <w:spacing w:before="0" w:after="0"/>
+              <w:jc w:val="center"/>
+              <w:rPr>
+                <w:sz w:val="28"/>
+                <w:szCs w:val="28"/>
+              </w:rPr>
+            </w:pPr>
+            <w:r>
+              <w:rPr>
+                <w:rFonts w:eastAsia="Times New Roman" w:cs="Times New Roman"/>
+                <w:kern w:val="0"/>
+                <w:sz w:val="28"/>
+                <w:szCs w:val="28"/>
+                <w:lang w:val="en-US" w:eastAsia="ru-RU" w:bidi="ar-SA"/>
+              </w:rPr>
+              <w:t>7</w:t>
+            </w:r>
+          </w:p>
+          <w:p>
+            <w:pPr>
+              <w:pStyle w:val="Normal"/>
+              <w:widowControl/>
+              <w:spacing w:before="0" w:after="0"/>
+              <w:jc w:val="center"/>
+              <w:rPr>
+                <w:sz w:val="28"/>
+                <w:szCs w:val="28"/>
+              </w:rPr>
+            </w:pPr>
+            <w:r>
+              <w:rPr>
+                <w:rFonts w:eastAsia="Times New Roman" w:cs="Times New Roman"/>
+                <w:kern w:val="0"/>
+                <w:sz w:val="28"/>
+                <w:szCs w:val="28"/>
+                <w:lang w:val="en-US" w:eastAsia="ru-RU" w:bidi="ar-SA"/>
+              </w:rPr>
+              <w:t>9</w:t>
+            </w:r>
+          </w:p>
+        </w:tc>
+      </w:tr>
+      <w:tr>
+        <w:trPr/>
+        <w:tc>
+          <w:tcPr>
+            <w:tcW w:w="484" w:type="dxa"/>
+            <w:tcBorders/>
+          </w:tcPr>
+          <w:p>
+            <w:pPr>
+              <w:pStyle w:val="Normal"/>
+              <w:widowControl/>
+              <w:spacing w:before="0" w:after="0"/>
+              <w:jc w:val="center"/>
+              <w:rPr>
+                <w:sz w:val="28"/>
+                <w:szCs w:val="28"/>
+                <w:lang w:val="ru-RU"/>
+              </w:rPr>
+            </w:pPr>
+            <w:r>
+              <w:rPr>
+                <w:rFonts w:eastAsia="Times New Roman" w:cs="Times New Roman"/>
+                <w:kern w:val="0"/>
+                <w:sz w:val="28"/>
+                <w:szCs w:val="28"/>
+                <w:lang w:val="ru-RU" w:eastAsia="ru-RU" w:bidi="ar-SA"/>
+              </w:rPr>
+              <w:t>2</w:t>
+            </w:r>
+          </w:p>
+        </w:tc>
+        <w:tc>
+          <w:tcPr>
+            <w:tcW w:w="4432" w:type="dxa"/>
+            <w:tcBorders/>
+          </w:tcPr>
+          <w:p>
+            <w:pPr>
+              <w:pStyle w:val="Normal"/>
+              <w:widowControl/>
+              <w:spacing w:before="0" w:after="0"/>
+              <w:jc w:val="center"/>
+              <w:rPr>
+                <w:sz w:val="28"/>
+                <w:szCs w:val="28"/>
+                <w:lang w:val="ru-RU"/>
+              </w:rPr>
+            </w:pPr>
+            <w:r>
+              <w:rPr>
+                <w:rFonts w:eastAsia="Times New Roman" w:cs="Times New Roman"/>
+                <w:kern w:val="0"/>
+                <w:sz w:val="28"/>
+                <w:szCs w:val="28"/>
+                <w:lang w:val="ru-RU" w:eastAsia="ru-RU" w:bidi="ar-SA"/>
+              </w:rPr>
+              <w:t>aaaa</w:t>
+            </w:r>
+          </w:p>
+          <w:p>
+            <w:pPr>
+              <w:pStyle w:val="Normal"/>
+              <w:widowControl/>
+              <w:spacing w:before="0" w:after="0"/>
+              <w:jc w:val="center"/>
+              <w:rPr>
+                <w:sz w:val="28"/>
+                <w:szCs w:val="28"/>
+                <w:lang w:val="ru-RU"/>
+              </w:rPr>
+            </w:pPr>
+            <w:r>
+              <w:rPr>
+                <w:rFonts w:eastAsia="Times New Roman" w:cs="Times New Roman"/>
+                <w:kern w:val="0"/>
+                <w:sz w:val="28"/>
+                <w:szCs w:val="28"/>
+                <w:lang w:val="ru-RU" w:eastAsia="ru-RU" w:bidi="ar-SA"/>
+              </w:rPr>
+              <w:t>$$$</w:t>
+            </w:r>
+          </w:p>
+          <w:p>
+            <w:pPr>
+              <w:pStyle w:val="Normal"/>
+              <w:widowControl/>
+              <w:spacing w:before="0" w:after="0"/>
+              <w:jc w:val="center"/>
+              <w:rPr>
+                <w:sz w:val="28"/>
+                <w:szCs w:val="28"/>
+                <w:lang w:val="ru-RU"/>
+              </w:rPr>
+            </w:pPr>
+            <w:r>
+              <w:rPr>
+                <w:rFonts w:eastAsia="Times New Roman" w:cs="Times New Roman"/>
+                <w:kern w:val="0"/>
+                <w:sz w:val="28"/>
+                <w:szCs w:val="28"/>
+                <w:lang w:val="ru-RU" w:eastAsia="ru-RU" w:bidi="ar-SA"/>
+              </w:rPr>
+              <w:t>$</w:t>
+            </w:r>
+          </w:p>
+        </w:tc>
+        <w:tc>
+          <w:tcPr>
+            <w:tcW w:w="4435" w:type="dxa"/>
+            <w:tcBorders/>
+          </w:tcPr>
+          <w:p>
+            <w:pPr>
+              <w:pStyle w:val="Normal"/>
+              <w:widowControl/>
+              <w:spacing w:before="0" w:after="0"/>
+              <w:jc w:val="center"/>
+              <w:rPr>
+                <w:sz w:val="28"/>
+                <w:szCs w:val="28"/>
+              </w:rPr>
+            </w:pPr>
+            <w:r>
+              <w:rPr>
+                <w:rFonts w:eastAsia="Times New Roman" w:cs="Times New Roman"/>
+                <w:kern w:val="0"/>
+                <w:sz w:val="28"/>
+                <w:szCs w:val="28"/>
+                <w:lang w:val="en-US" w:eastAsia="ru-RU" w:bidi="ar-SA"/>
+              </w:rPr>
+              <w:t>1</w:t>
+            </w:r>
+          </w:p>
+          <w:p>
+            <w:pPr>
+              <w:pStyle w:val="Normal"/>
+              <w:widowControl/>
+              <w:spacing w:before="0" w:after="0"/>
+              <w:jc w:val="center"/>
+              <w:rPr>
+                <w:sz w:val="28"/>
+                <w:szCs w:val="28"/>
+              </w:rPr>
+            </w:pPr>
+            <w:r>
+              <w:rPr>
+                <w:rFonts w:eastAsia="Times New Roman" w:cs="Times New Roman"/>
+                <w:kern w:val="0"/>
+                <w:sz w:val="28"/>
+                <w:szCs w:val="28"/>
+                <w:lang w:val="en-US" w:eastAsia="ru-RU" w:bidi="ar-SA"/>
+              </w:rPr>
+              <w:t>2</w:t>
+            </w:r>
+          </w:p>
+          <w:p>
+            <w:pPr>
+              <w:pStyle w:val="Normal"/>
+              <w:widowControl/>
+              <w:spacing w:before="0" w:after="0"/>
+              <w:jc w:val="center"/>
+              <w:rPr>
+                <w:sz w:val="28"/>
+                <w:szCs w:val="28"/>
+              </w:rPr>
+            </w:pPr>
+            <w:r>
+              <w:rPr>
+                <w:rFonts w:eastAsia="Times New Roman" w:cs="Times New Roman"/>
+                <w:kern w:val="0"/>
+                <w:sz w:val="24"/>
+                <w:szCs w:val="24"/>
+                <w:lang w:val="en-US" w:eastAsia="ru-RU" w:bidi="ar-SA"/>
+              </w:rPr>
+            </w:r>
+          </w:p>
+        </w:tc>
+      </w:tr>
+    </w:tbl>
+    <w:p>
+      <w:pPr>
+        <w:pStyle w:val="Normal"/>
+        <w:spacing w:lineRule="auto" w:line="360"/>
+        <w:jc w:val="both"/>
+        <w:rPr>
+          <w:sz w:val="28"/>
+          <w:szCs w:val="28"/>
+          <w:lang w:val="ru-RU"/>
+        </w:rPr>
+      </w:pPr>
+      <w:r>
+        <w:rPr>
+          <w:sz w:val="28"/>
+          <w:szCs w:val="28"/>
+          <w:lang w:val="ru-RU"/>
+        </w:rPr>
+      </w:r>
+    </w:p>
+    <w:p>
+      <w:pPr>
+        <w:pStyle w:val="Normal"/>
+        <w:ind w:left="1069"/>
+        <w:rPr>
+          <w:sz w:val="28"/>
+          <w:szCs w:val="28"/>
+          <w:lang w:val="ru-RU"/>
+        </w:rPr>
+      </w:pPr>
+      <w:r>
+        <w:rPr>
+          <w:sz w:val="28"/>
+          <w:szCs w:val="28"/>
+          <w:lang w:val="ru-RU"/>
+        </w:rPr>
+      </w:r>
+    </w:p>
+    <w:p>
+      <w:pPr>
+        <w:pStyle w:val="Times1421"/>
+        <w:rPr>
+          <w:szCs w:val="28"/>
+          <w:lang w:val="ru-RU"/>
+        </w:rPr>
+      </w:pPr>
+      <w:r>
+        <w:rPr>
+          <w:szCs w:val="28"/>
+          <w:lang w:val="ru-RU"/>
+        </w:rPr>
+      </w:r>
+      <w:r>
+        <w:br w:type="page"/>
+      </w:r>
+    </w:p>
+    <w:p>
+      <w:pPr>
+        <w:pStyle w:val="Heading2"/>
+        <w:spacing w:lineRule="auto" w:line="360"/>
+        <w:ind w:firstLine="720"/>
+        <w:jc w:val="both"/>
+        <w:rPr>
           <w:rFonts w:ascii="Times New Roman" w:hAnsi="Times New Roman"/>
           <w:color w:val="auto"/>
           <w:sz w:val="28"/>
@@ -2276,50 +4951,6 @@
           <w:szCs w:val="28"/>
           <w:lang w:val="ru-RU"/>
         </w:rPr>
-        <w:t>Выполнение работы</w:t>
-      </w:r>
-    </w:p>
-    <w:p>
-      <w:pPr>
-        <w:pStyle w:val="Times1421"/>
-        <w:rPr>
-          <w:szCs w:val="28"/>
-          <w:lang w:val="ru-RU"/>
-        </w:rPr>
-      </w:pPr>
-      <w:r>
-        <w:rPr>
-          <w:sz w:val="28"/>
-          <w:szCs w:val="28"/>
-          <w:lang w:val="ru-RU"/>
-        </w:rPr>
-      </w:r>
-      <w:r>
-        <w:br w:type="page"/>
-      </w:r>
-    </w:p>
-    <w:p>
-      <w:pPr>
-        <w:pStyle w:val="Heading2"/>
-        <w:spacing w:lineRule="auto" w:line="360"/>
-        <w:ind w:firstLine="720"/>
-        <w:jc w:val="both"/>
-        <w:rPr>
-          <w:rFonts w:ascii="Times New Roman" w:hAnsi="Times New Roman"/>
-          <w:color w:val="auto"/>
-          <w:sz w:val="28"/>
-          <w:szCs w:val="28"/>
-          <w:lang w:val="ru-RU"/>
-        </w:rPr>
-      </w:pPr>
-      <w:r>
-        <w:rPr>
-          <w:rFonts w:ascii="Times New Roman" w:hAnsi="Times New Roman"/>
-          <w:color w:val="auto"/>
-          <w:sz w:val="28"/>
-          <w:szCs w:val="28"/>
-          <w:lang w:val="ru-RU"/>
-        </w:rPr>
         <w:t>Выводы</w:t>
       </w:r>
     </w:p>
@@ -2342,7 +4973,7 @@
           <w:szCs w:val="28"/>
           <w:lang w:val="ru-RU"/>
         </w:rPr>
-        <w:t>В ходе работы были реализованы алгоритмы строкового поиска на базе автомата Ахо–Корасик с линейными характеристиками сложности O(n+∑mi). Первый вариант обеспечивает поиск множества шаблонов в тексте с использованием бора, суффиксных и выходных ссылок, что позволяет находить все вхождения, включая перекрывающиеся, без возврата по тексту. Второй вариант расширяет функциональность алгоритма, добавляя поддержку шаблонов с wildcard-символами за счёт разбиения шаблона на части и последующей агрегации совпадений. Оба подхода оптимизированы по времени и памяти, исключают избыточные сравнения и обеспечивают эффективную обработку строковых данных даже при сложных условиях поиска.</w:t>
+        <w:t>В работе реализованы две версии алгоритма Aho–Corasick algorithm для строкового поиска. Первая версия выполняет поиск множества шаблонов в тексте за один проход, используя бор, суффиксные и терминальные ссылки, и находит все вхождения без повторных сравнений. Вторая версия расширяет алгоритм для поддержки wildcard-символов: шаблон разбивается на блоки, которые ищутся отдельно, а затем результаты объединяются через массив совпадений. Обе реализации работают за линейное время и эффективно обрабатывают большие строки без избыточных вычислений.</w:t>
       </w:r>
       <w:r>
         <w:br w:type="page"/>
@@ -2351,7 +4982,7 @@
     <w:p>
       <w:pPr>
         <w:pStyle w:val="Heading2"/>
-        <w:spacing w:lineRule="auto" w:line="360"/>
+        <w:spacing w:lineRule="auto" w:line="360" w:before="0" w:after="0"/>
         <w:ind w:firstLine="720"/>
         <w:jc w:val="center"/>
         <w:rPr>
@@ -11902,7 +14533,6 @@
   <w:p>
     <w:pPr>
       <w:pStyle w:val="Normal"/>
-      <w:pBdr/>
       <w:tabs>
         <w:tab w:val="clear" w:pos="720"/>
         <w:tab w:val="center" w:pos="4677" w:leader="none"/>
@@ -11936,7 +14566,7 @@
       <w:rPr>
         <w:color w:val="000000"/>
       </w:rPr>
-      <w:t>15</w:t>
+      <w:t>19</w:t>
     </w:r>
     <w:r>
       <w:rPr>
@@ -11948,7 +14578,6 @@
   <w:p>
     <w:pPr>
       <w:pStyle w:val="Normal"/>
-      <w:pBdr/>
       <w:tabs>
         <w:tab w:val="clear" w:pos="720"/>
         <w:tab w:val="center" w:pos="4677" w:leader="none"/>
@@ -11972,139 +14601,36 @@
   <w:p>
     <w:pPr>
       <w:pStyle w:val="Normal"/>
-      <w:widowControl w:val="false"/>
-      <w:pBdr/>
-      <w:spacing w:lineRule="auto" w:line="276"/>
+      <w:jc w:val="center"/>
       <w:rPr>
-        <w:color w:val="000000"/>
+        <w:rFonts w:ascii="Times New Roman" w:hAnsi="Times New Roman"/>
       </w:rPr>
     </w:pPr>
     <w:r>
       <w:rPr>
         <w:color w:val="000000"/>
+        <w:sz w:val="28"/>
+        <w:szCs w:val="28"/>
+        <w:lang w:val="ru-RU"/>
       </w:rPr>
+      <w:t>Санкт-Петербург</w:t>
     </w:r>
   </w:p>
-  <w:tbl>
-    <w:tblPr>
-      <w:tblStyle w:val="aff4"/>
-      <w:tblW w:w="9639" w:type="dxa"/>
-      <w:jc w:val="left"/>
-      <w:tblInd w:w="0" w:type="dxa"/>
-      <w:tblLayout w:type="fixed"/>
-      <w:tblCellMar>
-        <w:top w:w="0" w:type="dxa"/>
-        <w:left w:w="108" w:type="dxa"/>
-        <w:bottom w:w="0" w:type="dxa"/>
-        <w:right w:w="108" w:type="dxa"/>
-      </w:tblCellMar>
-      <w:tblLook w:val="0600" w:noHBand="1" w:noVBand="1" w:firstColumn="0" w:lastRow="0" w:lastColumn="0" w:firstRow="0"/>
-    </w:tblPr>
-    <w:tblGrid>
-      <w:gridCol w:w="3213"/>
-      <w:gridCol w:w="3213"/>
-      <w:gridCol w:w="3213"/>
-    </w:tblGrid>
-    <w:tr>
-      <w:trPr/>
-      <w:tc>
-        <w:tcPr>
-          <w:tcW w:w="3213" w:type="dxa"/>
-          <w:tcBorders/>
-        </w:tcPr>
-        <w:p>
-          <w:pPr>
-            <w:pStyle w:val="Normal"/>
-            <w:pBdr/>
-            <w:tabs>
-              <w:tab w:val="clear" w:pos="720"/>
-              <w:tab w:val="center" w:pos="4677" w:leader="none"/>
-              <w:tab w:val="right" w:pos="9355" w:leader="none"/>
-            </w:tabs>
-            <w:ind w:left="-115"/>
-            <w:rPr>
-              <w:color w:val="000000"/>
-            </w:rPr>
-          </w:pPr>
-          <w:r>
-            <w:rPr>
-              <w:color w:val="000000"/>
-            </w:rPr>
-          </w:r>
-        </w:p>
-      </w:tc>
-      <w:tc>
-        <w:tcPr>
-          <w:tcW w:w="3213" w:type="dxa"/>
-          <w:tcBorders/>
-        </w:tcPr>
-        <w:p>
-          <w:pPr>
-            <w:pStyle w:val="Normal"/>
-            <w:pBdr/>
-            <w:tabs>
-              <w:tab w:val="clear" w:pos="720"/>
-              <w:tab w:val="center" w:pos="4677" w:leader="none"/>
-              <w:tab w:val="right" w:pos="9355" w:leader="none"/>
-            </w:tabs>
-            <w:jc w:val="center"/>
-            <w:rPr>
-              <w:color w:val="000000"/>
-            </w:rPr>
-          </w:pPr>
-          <w:r>
-            <w:rPr>
-              <w:color w:val="000000"/>
-            </w:rPr>
-          </w:r>
-        </w:p>
-      </w:tc>
-      <w:tc>
-        <w:tcPr>
-          <w:tcW w:w="3213" w:type="dxa"/>
-          <w:tcBorders/>
-        </w:tcPr>
-        <w:p>
-          <w:pPr>
-            <w:pStyle w:val="Normal"/>
-            <w:pBdr/>
-            <w:tabs>
-              <w:tab w:val="clear" w:pos="720"/>
-              <w:tab w:val="center" w:pos="4677" w:leader="none"/>
-              <w:tab w:val="right" w:pos="9355" w:leader="none"/>
-            </w:tabs>
-            <w:ind w:right="-115"/>
-            <w:jc w:val="right"/>
-            <w:rPr>
-              <w:color w:val="000000"/>
-            </w:rPr>
-          </w:pPr>
-          <w:r>
-            <w:rPr>
-              <w:color w:val="000000"/>
-            </w:rPr>
-          </w:r>
-        </w:p>
-      </w:tc>
-    </w:tr>
-  </w:tbl>
   <w:p>
     <w:pPr>
       <w:pStyle w:val="Normal"/>
-      <w:pBdr/>
-      <w:tabs>
-        <w:tab w:val="clear" w:pos="720"/>
-        <w:tab w:val="center" w:pos="4677" w:leader="none"/>
-        <w:tab w:val="right" w:pos="9355" w:leader="none"/>
-      </w:tabs>
+      <w:jc w:val="center"/>
       <w:rPr>
-        <w:color w:val="000000"/>
+        <w:rFonts w:ascii="Times New Roman" w:hAnsi="Times New Roman"/>
       </w:rPr>
     </w:pPr>
     <w:r>
       <w:rPr>
-        <w:color w:val="000000"/>
+        <w:sz w:val="28"/>
+        <w:szCs w:val="28"/>
+        <w:lang w:val="ru-RU"/>
       </w:rPr>
+      <w:t>2026</w:t>
     </w:r>
   </w:p>
 </w:ftr>
@@ -12129,7 +14655,6 @@
   <w:p>
     <w:pPr>
       <w:pStyle w:val="Normal"/>
-      <w:pBdr/>
       <w:tabs>
         <w:tab w:val="clear" w:pos="720"/>
         <w:tab w:val="center" w:pos="4677" w:leader="none"/>
@@ -12156,138 +14681,12 @@
     <w:pPr>
       <w:pStyle w:val="Normal"/>
       <w:widowControl w:val="false"/>
-      <w:pBdr/>
       <w:spacing w:lineRule="auto" w:line="276"/>
       <w:rPr>
         <w:rFonts w:ascii="Courier New" w:hAnsi="Courier New" w:eastAsia="Courier New" w:cs="Courier New"/>
         <w:color w:val="000000"/>
         <w:sz w:val="20"/>
         <w:szCs w:val="20"/>
-      </w:rPr>
-    </w:pPr>
-    <w:r>
-      <w:rPr>
-        <w:rFonts w:eastAsia="Courier New" w:cs="Courier New" w:ascii="Courier New" w:hAnsi="Courier New"/>
-        <w:color w:val="000000"/>
-        <w:sz w:val="20"/>
-        <w:szCs w:val="20"/>
-      </w:rPr>
-    </w:r>
-  </w:p>
-  <w:tbl>
-    <w:tblPr>
-      <w:tblStyle w:val="aff3"/>
-      <w:tblW w:w="9639" w:type="dxa"/>
-      <w:jc w:val="left"/>
-      <w:tblInd w:w="0" w:type="dxa"/>
-      <w:tblLayout w:type="fixed"/>
-      <w:tblCellMar>
-        <w:top w:w="0" w:type="dxa"/>
-        <w:left w:w="108" w:type="dxa"/>
-        <w:bottom w:w="0" w:type="dxa"/>
-        <w:right w:w="108" w:type="dxa"/>
-      </w:tblCellMar>
-      <w:tblLook w:val="0600" w:noHBand="1" w:noVBand="1" w:firstColumn="0" w:lastRow="0" w:lastColumn="0" w:firstRow="0"/>
-    </w:tblPr>
-    <w:tblGrid>
-      <w:gridCol w:w="3213"/>
-      <w:gridCol w:w="3213"/>
-      <w:gridCol w:w="3213"/>
-    </w:tblGrid>
-    <w:tr>
-      <w:trPr/>
-      <w:tc>
-        <w:tcPr>
-          <w:tcW w:w="3213" w:type="dxa"/>
-          <w:tcBorders/>
-        </w:tcPr>
-        <w:p>
-          <w:pPr>
-            <w:pStyle w:val="Normal"/>
-            <w:pBdr/>
-            <w:tabs>
-              <w:tab w:val="clear" w:pos="720"/>
-              <w:tab w:val="center" w:pos="4677" w:leader="none"/>
-              <w:tab w:val="right" w:pos="9355" w:leader="none"/>
-            </w:tabs>
-            <w:ind w:left="-115"/>
-            <w:rPr>
-              <w:color w:val="000000"/>
-            </w:rPr>
-          </w:pPr>
-          <w:r>
-            <w:rPr>
-              <w:color w:val="000000"/>
-            </w:rPr>
-          </w:r>
-        </w:p>
-      </w:tc>
-      <w:tc>
-        <w:tcPr>
-          <w:tcW w:w="3213" w:type="dxa"/>
-          <w:tcBorders/>
-        </w:tcPr>
-        <w:p>
-          <w:pPr>
-            <w:pStyle w:val="Normal"/>
-            <w:pBdr/>
-            <w:tabs>
-              <w:tab w:val="clear" w:pos="720"/>
-              <w:tab w:val="center" w:pos="4677" w:leader="none"/>
-              <w:tab w:val="right" w:pos="9355" w:leader="none"/>
-            </w:tabs>
-            <w:jc w:val="center"/>
-            <w:rPr>
-              <w:color w:val="000000"/>
-            </w:rPr>
-          </w:pPr>
-          <w:r>
-            <w:rPr>
-              <w:color w:val="000000"/>
-            </w:rPr>
-          </w:r>
-        </w:p>
-      </w:tc>
-      <w:tc>
-        <w:tcPr>
-          <w:tcW w:w="3213" w:type="dxa"/>
-          <w:tcBorders/>
-        </w:tcPr>
-        <w:p>
-          <w:pPr>
-            <w:pStyle w:val="Normal"/>
-            <w:pBdr/>
-            <w:tabs>
-              <w:tab w:val="clear" w:pos="720"/>
-              <w:tab w:val="center" w:pos="4677" w:leader="none"/>
-              <w:tab w:val="right" w:pos="9355" w:leader="none"/>
-            </w:tabs>
-            <w:ind w:right="-115"/>
-            <w:jc w:val="right"/>
-            <w:rPr>
-              <w:color w:val="000000"/>
-            </w:rPr>
-          </w:pPr>
-          <w:r>
-            <w:rPr>
-              <w:color w:val="000000"/>
-            </w:rPr>
-          </w:r>
-        </w:p>
-      </w:tc>
-    </w:tr>
-  </w:tbl>
-  <w:p>
-    <w:pPr>
-      <w:pStyle w:val="Normal"/>
-      <w:pBdr/>
-      <w:tabs>
-        <w:tab w:val="clear" w:pos="720"/>
-        <w:tab w:val="center" w:pos="4677" w:leader="none"/>
-        <w:tab w:val="right" w:pos="9355" w:leader="none"/>
-      </w:tabs>
-      <w:rPr>
-        <w:color w:val="000000"/>
       </w:rPr>
     </w:pPr>
     <w:r>
@@ -12544,6 +14943,417 @@
   <w:abstractNum w:abstractNumId="3">
     <w:lvl w:ilvl="0">
       <w:start w:val="1"/>
+      <w:numFmt w:val="bullet"/>
+      <w:lvlText w:val=""/>
+      <w:lvlJc w:val="left"/>
+      <w:pPr>
+        <w:tabs>
+          <w:tab w:val="num" w:pos="720"/>
+        </w:tabs>
+        <w:ind w:left="720" w:hanging="360"/>
+      </w:pPr>
+      <w:rPr>
+        <w:rFonts w:ascii="Symbol" w:hAnsi="Symbol" w:cs="Symbol" w:hint="default"/>
+      </w:rPr>
+    </w:lvl>
+    <w:lvl w:ilvl="1">
+      <w:start w:val="1"/>
+      <w:numFmt w:val="bullet"/>
+      <w:lvlText w:val="◦"/>
+      <w:lvlJc w:val="left"/>
+      <w:pPr>
+        <w:tabs>
+          <w:tab w:val="num" w:pos="1080"/>
+        </w:tabs>
+        <w:ind w:left="1080" w:hanging="360"/>
+      </w:pPr>
+      <w:rPr>
+        <w:rFonts w:ascii="OpenSymbol" w:hAnsi="OpenSymbol" w:cs="OpenSymbol" w:hint="default"/>
+      </w:rPr>
+    </w:lvl>
+    <w:lvl w:ilvl="2">
+      <w:start w:val="1"/>
+      <w:numFmt w:val="bullet"/>
+      <w:lvlText w:val="▪"/>
+      <w:lvlJc w:val="left"/>
+      <w:pPr>
+        <w:tabs>
+          <w:tab w:val="num" w:pos="1440"/>
+        </w:tabs>
+        <w:ind w:left="1440" w:hanging="360"/>
+      </w:pPr>
+      <w:rPr>
+        <w:rFonts w:ascii="OpenSymbol" w:hAnsi="OpenSymbol" w:cs="OpenSymbol" w:hint="default"/>
+      </w:rPr>
+    </w:lvl>
+    <w:lvl w:ilvl="3">
+      <w:start w:val="1"/>
+      <w:numFmt w:val="bullet"/>
+      <w:lvlText w:val=""/>
+      <w:lvlJc w:val="left"/>
+      <w:pPr>
+        <w:tabs>
+          <w:tab w:val="num" w:pos="1800"/>
+        </w:tabs>
+        <w:ind w:left="1800" w:hanging="360"/>
+      </w:pPr>
+      <w:rPr>
+        <w:rFonts w:ascii="Symbol" w:hAnsi="Symbol" w:cs="Symbol" w:hint="default"/>
+      </w:rPr>
+    </w:lvl>
+    <w:lvl w:ilvl="4">
+      <w:start w:val="1"/>
+      <w:numFmt w:val="bullet"/>
+      <w:lvlText w:val="◦"/>
+      <w:lvlJc w:val="left"/>
+      <w:pPr>
+        <w:tabs>
+          <w:tab w:val="num" w:pos="2160"/>
+        </w:tabs>
+        <w:ind w:left="2160" w:hanging="360"/>
+      </w:pPr>
+      <w:rPr>
+        <w:rFonts w:ascii="OpenSymbol" w:hAnsi="OpenSymbol" w:cs="OpenSymbol" w:hint="default"/>
+      </w:rPr>
+    </w:lvl>
+    <w:lvl w:ilvl="5">
+      <w:start w:val="1"/>
+      <w:numFmt w:val="bullet"/>
+      <w:lvlText w:val="▪"/>
+      <w:lvlJc w:val="left"/>
+      <w:pPr>
+        <w:tabs>
+          <w:tab w:val="num" w:pos="2520"/>
+        </w:tabs>
+        <w:ind w:left="2520" w:hanging="360"/>
+      </w:pPr>
+      <w:rPr>
+        <w:rFonts w:ascii="OpenSymbol" w:hAnsi="OpenSymbol" w:cs="OpenSymbol" w:hint="default"/>
+      </w:rPr>
+    </w:lvl>
+    <w:lvl w:ilvl="6">
+      <w:start w:val="1"/>
+      <w:numFmt w:val="bullet"/>
+      <w:lvlText w:val=""/>
+      <w:lvlJc w:val="left"/>
+      <w:pPr>
+        <w:tabs>
+          <w:tab w:val="num" w:pos="2880"/>
+        </w:tabs>
+        <w:ind w:left="2880" w:hanging="360"/>
+      </w:pPr>
+      <w:rPr>
+        <w:rFonts w:ascii="Symbol" w:hAnsi="Symbol" w:cs="Symbol" w:hint="default"/>
+      </w:rPr>
+    </w:lvl>
+    <w:lvl w:ilvl="7">
+      <w:start w:val="1"/>
+      <w:numFmt w:val="bullet"/>
+      <w:lvlText w:val="◦"/>
+      <w:lvlJc w:val="left"/>
+      <w:pPr>
+        <w:tabs>
+          <w:tab w:val="num" w:pos="3240"/>
+        </w:tabs>
+        <w:ind w:left="3240" w:hanging="360"/>
+      </w:pPr>
+      <w:rPr>
+        <w:rFonts w:ascii="OpenSymbol" w:hAnsi="OpenSymbol" w:cs="OpenSymbol" w:hint="default"/>
+      </w:rPr>
+    </w:lvl>
+    <w:lvl w:ilvl="8">
+      <w:start w:val="1"/>
+      <w:numFmt w:val="bullet"/>
+      <w:lvlText w:val="▪"/>
+      <w:lvlJc w:val="left"/>
+      <w:pPr>
+        <w:tabs>
+          <w:tab w:val="num" w:pos="3600"/>
+        </w:tabs>
+        <w:ind w:left="3600" w:hanging="360"/>
+      </w:pPr>
+      <w:rPr>
+        <w:rFonts w:ascii="OpenSymbol" w:hAnsi="OpenSymbol" w:cs="OpenSymbol" w:hint="default"/>
+      </w:rPr>
+    </w:lvl>
+  </w:abstractNum>
+  <w:abstractNum w:abstractNumId="4">
+    <w:lvl w:ilvl="0">
+      <w:start w:val="1"/>
+      <w:numFmt w:val="bullet"/>
+      <w:lvlText w:val=""/>
+      <w:lvlJc w:val="left"/>
+      <w:pPr>
+        <w:tabs>
+          <w:tab w:val="num" w:pos="720"/>
+        </w:tabs>
+        <w:ind w:left="720" w:hanging="360"/>
+      </w:pPr>
+      <w:rPr>
+        <w:rFonts w:ascii="Symbol" w:hAnsi="Symbol" w:cs="Symbol" w:hint="default"/>
+      </w:rPr>
+    </w:lvl>
+    <w:lvl w:ilvl="1">
+      <w:start w:val="1"/>
+      <w:numFmt w:val="bullet"/>
+      <w:lvlText w:val="◦"/>
+      <w:lvlJc w:val="left"/>
+      <w:pPr>
+        <w:tabs>
+          <w:tab w:val="num" w:pos="1080"/>
+        </w:tabs>
+        <w:ind w:left="1080" w:hanging="360"/>
+      </w:pPr>
+      <w:rPr>
+        <w:rFonts w:ascii="OpenSymbol" w:hAnsi="OpenSymbol" w:cs="OpenSymbol" w:hint="default"/>
+      </w:rPr>
+    </w:lvl>
+    <w:lvl w:ilvl="2">
+      <w:start w:val="1"/>
+      <w:numFmt w:val="bullet"/>
+      <w:lvlText w:val="▪"/>
+      <w:lvlJc w:val="left"/>
+      <w:pPr>
+        <w:tabs>
+          <w:tab w:val="num" w:pos="1440"/>
+        </w:tabs>
+        <w:ind w:left="1440" w:hanging="360"/>
+      </w:pPr>
+      <w:rPr>
+        <w:rFonts w:ascii="OpenSymbol" w:hAnsi="OpenSymbol" w:cs="OpenSymbol" w:hint="default"/>
+      </w:rPr>
+    </w:lvl>
+    <w:lvl w:ilvl="3">
+      <w:start w:val="1"/>
+      <w:numFmt w:val="bullet"/>
+      <w:lvlText w:val=""/>
+      <w:lvlJc w:val="left"/>
+      <w:pPr>
+        <w:tabs>
+          <w:tab w:val="num" w:pos="1800"/>
+        </w:tabs>
+        <w:ind w:left="1800" w:hanging="360"/>
+      </w:pPr>
+      <w:rPr>
+        <w:rFonts w:ascii="Symbol" w:hAnsi="Symbol" w:cs="Symbol" w:hint="default"/>
+      </w:rPr>
+    </w:lvl>
+    <w:lvl w:ilvl="4">
+      <w:start w:val="1"/>
+      <w:numFmt w:val="bullet"/>
+      <w:lvlText w:val="◦"/>
+      <w:lvlJc w:val="left"/>
+      <w:pPr>
+        <w:tabs>
+          <w:tab w:val="num" w:pos="2160"/>
+        </w:tabs>
+        <w:ind w:left="2160" w:hanging="360"/>
+      </w:pPr>
+      <w:rPr>
+        <w:rFonts w:ascii="OpenSymbol" w:hAnsi="OpenSymbol" w:cs="OpenSymbol" w:hint="default"/>
+      </w:rPr>
+    </w:lvl>
+    <w:lvl w:ilvl="5">
+      <w:start w:val="1"/>
+      <w:numFmt w:val="bullet"/>
+      <w:lvlText w:val="▪"/>
+      <w:lvlJc w:val="left"/>
+      <w:pPr>
+        <w:tabs>
+          <w:tab w:val="num" w:pos="2520"/>
+        </w:tabs>
+        <w:ind w:left="2520" w:hanging="360"/>
+      </w:pPr>
+      <w:rPr>
+        <w:rFonts w:ascii="OpenSymbol" w:hAnsi="OpenSymbol" w:cs="OpenSymbol" w:hint="default"/>
+      </w:rPr>
+    </w:lvl>
+    <w:lvl w:ilvl="6">
+      <w:start w:val="1"/>
+      <w:numFmt w:val="bullet"/>
+      <w:lvlText w:val=""/>
+      <w:lvlJc w:val="left"/>
+      <w:pPr>
+        <w:tabs>
+          <w:tab w:val="num" w:pos="2880"/>
+        </w:tabs>
+        <w:ind w:left="2880" w:hanging="360"/>
+      </w:pPr>
+      <w:rPr>
+        <w:rFonts w:ascii="Symbol" w:hAnsi="Symbol" w:cs="Symbol" w:hint="default"/>
+      </w:rPr>
+    </w:lvl>
+    <w:lvl w:ilvl="7">
+      <w:start w:val="1"/>
+      <w:numFmt w:val="bullet"/>
+      <w:lvlText w:val="◦"/>
+      <w:lvlJc w:val="left"/>
+      <w:pPr>
+        <w:tabs>
+          <w:tab w:val="num" w:pos="3240"/>
+        </w:tabs>
+        <w:ind w:left="3240" w:hanging="360"/>
+      </w:pPr>
+      <w:rPr>
+        <w:rFonts w:ascii="OpenSymbol" w:hAnsi="OpenSymbol" w:cs="OpenSymbol" w:hint="default"/>
+      </w:rPr>
+    </w:lvl>
+    <w:lvl w:ilvl="8">
+      <w:start w:val="1"/>
+      <w:numFmt w:val="bullet"/>
+      <w:lvlText w:val="▪"/>
+      <w:lvlJc w:val="left"/>
+      <w:pPr>
+        <w:tabs>
+          <w:tab w:val="num" w:pos="3600"/>
+        </w:tabs>
+        <w:ind w:left="3600" w:hanging="360"/>
+      </w:pPr>
+      <w:rPr>
+        <w:rFonts w:ascii="OpenSymbol" w:hAnsi="OpenSymbol" w:cs="OpenSymbol" w:hint="default"/>
+      </w:rPr>
+    </w:lvl>
+  </w:abstractNum>
+  <w:abstractNum w:abstractNumId="5">
+    <w:lvl w:ilvl="0">
+      <w:start w:val="1"/>
+      <w:numFmt w:val="bullet"/>
+      <w:lvlText w:val=""/>
+      <w:lvlJc w:val="left"/>
+      <w:pPr>
+        <w:tabs>
+          <w:tab w:val="num" w:pos="720"/>
+        </w:tabs>
+        <w:ind w:left="720" w:hanging="360"/>
+      </w:pPr>
+      <w:rPr>
+        <w:rFonts w:ascii="Symbol" w:hAnsi="Symbol" w:cs="Symbol" w:hint="default"/>
+      </w:rPr>
+    </w:lvl>
+    <w:lvl w:ilvl="1">
+      <w:start w:val="1"/>
+      <w:numFmt w:val="bullet"/>
+      <w:lvlText w:val="◦"/>
+      <w:lvlJc w:val="left"/>
+      <w:pPr>
+        <w:tabs>
+          <w:tab w:val="num" w:pos="1080"/>
+        </w:tabs>
+        <w:ind w:left="1080" w:hanging="360"/>
+      </w:pPr>
+      <w:rPr>
+        <w:rFonts w:ascii="OpenSymbol" w:hAnsi="OpenSymbol" w:cs="OpenSymbol" w:hint="default"/>
+      </w:rPr>
+    </w:lvl>
+    <w:lvl w:ilvl="2">
+      <w:start w:val="1"/>
+      <w:numFmt w:val="bullet"/>
+      <w:lvlText w:val="▪"/>
+      <w:lvlJc w:val="left"/>
+      <w:pPr>
+        <w:tabs>
+          <w:tab w:val="num" w:pos="1440"/>
+        </w:tabs>
+        <w:ind w:left="1440" w:hanging="360"/>
+      </w:pPr>
+      <w:rPr>
+        <w:rFonts w:ascii="OpenSymbol" w:hAnsi="OpenSymbol" w:cs="OpenSymbol" w:hint="default"/>
+      </w:rPr>
+    </w:lvl>
+    <w:lvl w:ilvl="3">
+      <w:start w:val="1"/>
+      <w:numFmt w:val="bullet"/>
+      <w:lvlText w:val=""/>
+      <w:lvlJc w:val="left"/>
+      <w:pPr>
+        <w:tabs>
+          <w:tab w:val="num" w:pos="1800"/>
+        </w:tabs>
+        <w:ind w:left="1800" w:hanging="360"/>
+      </w:pPr>
+      <w:rPr>
+        <w:rFonts w:ascii="Symbol" w:hAnsi="Symbol" w:cs="Symbol" w:hint="default"/>
+      </w:rPr>
+    </w:lvl>
+    <w:lvl w:ilvl="4">
+      <w:start w:val="1"/>
+      <w:numFmt w:val="bullet"/>
+      <w:lvlText w:val="◦"/>
+      <w:lvlJc w:val="left"/>
+      <w:pPr>
+        <w:tabs>
+          <w:tab w:val="num" w:pos="2160"/>
+        </w:tabs>
+        <w:ind w:left="2160" w:hanging="360"/>
+      </w:pPr>
+      <w:rPr>
+        <w:rFonts w:ascii="OpenSymbol" w:hAnsi="OpenSymbol" w:cs="OpenSymbol" w:hint="default"/>
+      </w:rPr>
+    </w:lvl>
+    <w:lvl w:ilvl="5">
+      <w:start w:val="1"/>
+      <w:numFmt w:val="bullet"/>
+      <w:lvlText w:val="▪"/>
+      <w:lvlJc w:val="left"/>
+      <w:pPr>
+        <w:tabs>
+          <w:tab w:val="num" w:pos="2520"/>
+        </w:tabs>
+        <w:ind w:left="2520" w:hanging="360"/>
+      </w:pPr>
+      <w:rPr>
+        <w:rFonts w:ascii="OpenSymbol" w:hAnsi="OpenSymbol" w:cs="OpenSymbol" w:hint="default"/>
+      </w:rPr>
+    </w:lvl>
+    <w:lvl w:ilvl="6">
+      <w:start w:val="1"/>
+      <w:numFmt w:val="bullet"/>
+      <w:lvlText w:val=""/>
+      <w:lvlJc w:val="left"/>
+      <w:pPr>
+        <w:tabs>
+          <w:tab w:val="num" w:pos="2880"/>
+        </w:tabs>
+        <w:ind w:left="2880" w:hanging="360"/>
+      </w:pPr>
+      <w:rPr>
+        <w:rFonts w:ascii="Symbol" w:hAnsi="Symbol" w:cs="Symbol" w:hint="default"/>
+      </w:rPr>
+    </w:lvl>
+    <w:lvl w:ilvl="7">
+      <w:start w:val="1"/>
+      <w:numFmt w:val="bullet"/>
+      <w:lvlText w:val="◦"/>
+      <w:lvlJc w:val="left"/>
+      <w:pPr>
+        <w:tabs>
+          <w:tab w:val="num" w:pos="3240"/>
+        </w:tabs>
+        <w:ind w:left="3240" w:hanging="360"/>
+      </w:pPr>
+      <w:rPr>
+        <w:rFonts w:ascii="OpenSymbol" w:hAnsi="OpenSymbol" w:cs="OpenSymbol" w:hint="default"/>
+      </w:rPr>
+    </w:lvl>
+    <w:lvl w:ilvl="8">
+      <w:start w:val="1"/>
+      <w:numFmt w:val="bullet"/>
+      <w:lvlText w:val="▪"/>
+      <w:lvlJc w:val="left"/>
+      <w:pPr>
+        <w:tabs>
+          <w:tab w:val="num" w:pos="3600"/>
+        </w:tabs>
+        <w:ind w:left="3600" w:hanging="360"/>
+      </w:pPr>
+      <w:rPr>
+        <w:rFonts w:ascii="OpenSymbol" w:hAnsi="OpenSymbol" w:cs="OpenSymbol" w:hint="default"/>
+      </w:rPr>
+    </w:lvl>
+  </w:abstractNum>
+  <w:abstractNum w:abstractNumId="6">
+    <w:lvl w:ilvl="0">
+      <w:start w:val="1"/>
       <w:numFmt w:val="none"/>
       <w:suff w:val="nothing"/>
       <w:lvlText w:val=""/>
@@ -12668,6 +15478,15 @@
   </w:num>
   <w:num w:numId="3">
     <w:abstractNumId w:val="3"/>
+  </w:num>
+  <w:num w:numId="4">
+    <w:abstractNumId w:val="4"/>
+  </w:num>
+  <w:num w:numId="5">
+    <w:abstractNumId w:val="5"/>
+  </w:num>
+  <w:num w:numId="6">
+    <w:abstractNumId w:val="6"/>
   </w:num>
 </w:numbering>
 </file>
@@ -13073,6 +15892,7 @@
     <w:rsid w:val="00741d0e"/>
     <w:pPr>
       <w:widowControl/>
+      <w:suppressAutoHyphens w:val="true"/>
       <w:bidi w:val="0"/>
       <w:spacing w:before="0" w:after="0"/>
       <w:jc w:val="left"/>
@@ -13940,6 +16760,13 @@
     <w:rsid w:val="00ff0f95"/>
     <w:rPr/>
   </w:style>
+  <w:style w:type="character" w:styleId="Bullets">
+    <w:name w:val="Bullets"/>
+    <w:qFormat/>
+    <w:rPr>
+      <w:rFonts w:ascii="OpenSymbol" w:hAnsi="OpenSymbol" w:eastAsia="OpenSymbol" w:cs="OpenSymbol"/>
+    </w:rPr>
+  </w:style>
   <w:style w:type="paragraph" w:styleId="Heading">
     <w:name w:val="Heading"/>
     <w:basedOn w:val="Normal"/>
@@ -14293,13 +17120,14 @@
     <w:rsid w:val="00b35e45"/>
     <w:pPr>
       <w:widowControl w:val="false"/>
+      <w:suppressAutoHyphens w:val="true"/>
       <w:bidi w:val="0"/>
       <w:spacing w:before="0" w:after="0"/>
       <w:ind w:firstLine="720"/>
       <w:jc w:val="left"/>
     </w:pPr>
     <w:rPr>
-      <w:rFonts w:ascii="Arial" w:hAnsi="Arial" w:cs="Arial" w:eastAsia="Times New Roman"/>
+      <w:rFonts w:ascii="Arial" w:hAnsi="Arial" w:eastAsia="Times New Roman" w:cs="Arial"/>
       <w:color w:val="auto"/>
       <w:kern w:val="0"/>
       <w:sz w:val="24"/>
@@ -14329,6 +17157,7 @@
     <w:rsid w:val="00dc5bb8"/>
     <w:pPr>
       <w:widowControl w:val="false"/>
+      <w:suppressAutoHyphens w:val="true"/>
       <w:bidi w:val="0"/>
       <w:spacing w:lineRule="atLeast" w:line="240" w:before="0" w:after="0"/>
       <w:jc w:val="both"/>
@@ -14367,6 +17196,7 @@
     <w:rsid w:val="00fe0af3"/>
     <w:pPr>
       <w:widowControl/>
+      <w:suppressAutoHyphens w:val="true"/>
       <w:bidi w:val="0"/>
       <w:spacing w:lineRule="auto" w:line="276" w:before="0" w:after="200"/>
       <w:jc w:val="left"/>
@@ -14386,6 +17216,7 @@
     <w:rsid w:val="00fe0af3"/>
     <w:pPr>
       <w:widowControl w:val="false"/>
+      <w:suppressAutoHyphens w:val="true"/>
       <w:bidi w:val="0"/>
       <w:spacing w:before="0" w:after="0"/>
       <w:jc w:val="left"/>
@@ -14423,6 +17254,7 @@
     <w:rsid w:val="00fe0af3"/>
     <w:pPr>
       <w:widowControl/>
+      <w:suppressAutoHyphens w:val="true"/>
       <w:bidi w:val="0"/>
       <w:spacing w:before="0" w:after="0"/>
       <w:jc w:val="left"/>
@@ -14477,13 +17309,13 @@
     <w:rsid w:val="00fe0af3"/>
     <w:pPr>
       <w:widowControl/>
-      <w:pBdr/>
+      <w:suppressAutoHyphens w:val="true"/>
       <w:bidi w:val="0"/>
       <w:spacing w:before="0" w:after="0"/>
       <w:jc w:val="left"/>
     </w:pPr>
     <w:rPr>
-      <w:rFonts w:ascii="Helvetica" w:hAnsi="Helvetica" w:cs="Helvetica" w:eastAsia="Times New Roman"/>
+      <w:rFonts w:ascii="Helvetica" w:hAnsi="Helvetica" w:eastAsia="Times New Roman" w:cs="Helvetica"/>
       <w:color w:val="000000"/>
       <w:kern w:val="0"/>
       <w:sz w:val="24"/>
@@ -14498,13 +17330,13 @@
     <w:rsid w:val="00fe0af3"/>
     <w:pPr>
       <w:widowControl w:val="false"/>
-      <w:pBdr/>
+      <w:suppressAutoHyphens w:val="true"/>
       <w:bidi w:val="0"/>
       <w:spacing w:lineRule="exact" w:line="278" w:before="0" w:after="0"/>
       <w:jc w:val="both"/>
     </w:pPr>
     <w:rPr>
-      <w:rFonts w:ascii="Arial Unicode MS" w:hAnsi="Arial Unicode MS" w:cs="Arial Unicode MS" w:eastAsia="Times New Roman"/>
+      <w:rFonts w:ascii="Arial Unicode MS" w:hAnsi="Arial Unicode MS" w:eastAsia="Times New Roman" w:cs="Arial Unicode MS"/>
       <w:color w:val="000000"/>
       <w:kern w:val="0"/>
       <w:sz w:val="24"/>
@@ -14708,6 +17540,7 @@
     <w:rsid w:val="00cf5f55"/>
     <w:pPr>
       <w:widowControl/>
+      <w:suppressAutoHyphens w:val="true"/>
       <w:bidi w:val="0"/>
       <w:spacing w:before="0" w:after="0"/>
       <w:jc w:val="left"/>
@@ -14869,6 +17702,28 @@
       <w:jc w:val="both"/>
     </w:pPr>
     <w:rPr/>
+  </w:style>
+  <w:style w:type="paragraph" w:styleId="Standard">
+    <w:name w:val="Standard"/>
+    <w:qFormat/>
+    <w:pPr>
+      <w:widowControl/>
+      <w:suppressAutoHyphens w:val="true"/>
+      <w:bidi w:val="0"/>
+      <w:spacing w:lineRule="auto" w:line="360" w:before="0" w:after="0"/>
+      <w:ind w:firstLine="709"/>
+      <w:jc w:val="both"/>
+      <w:textAlignment w:val="baseline"/>
+    </w:pPr>
+    <w:rPr>
+      <w:rFonts w:ascii="Times New Roman" w:hAnsi="Times New Roman" w:eastAsia="Times New Roman" w:cs="Times New Roman"/>
+      <w:color w:val="auto"/>
+      <w:kern w:val="2"/>
+      <w:sz w:val="28"/>
+      <w:szCs w:val="24"/>
+      <w:lang w:val="ru-RU" w:eastAsia="zh-CN" w:bidi="hi-IN"/>
+      <w14:ligatures w14:val="none"/>
+    </w:rPr>
   </w:style>
   <w:style w:type="numbering" w:styleId="NoList" w:default="1">
     <w:name w:val="No List"/>

--- a/Babii_Dmitrii_lb5/Babii_Dmitrii_lb5_PiAA.docx
+++ b/Babii_Dmitrii_lb5/Babii_Dmitrii_lb5_PiAA.docx
@@ -3366,8 +3366,9 @@
         <w:rPr>
           <w:sz w:val="28"/>
           <w:szCs w:val="28"/>
-        </w:rPr>
-        <w:t>ac</w:t>
+          <w:lang w:val="ru-RU"/>
+        </w:rPr>
+        <w:t>regular.py</w:t>
       </w:r>
     </w:p>
     <w:tbl>
@@ -4358,8 +4359,9 @@
         <w:rPr>
           <w:sz w:val="28"/>
           <w:szCs w:val="28"/>
-        </w:rPr>
-        <w:t>ac_wc</w:t>
+          <w:lang w:val="ru-RU"/>
+        </w:rPr>
+        <w:t>joker.py</w:t>
       </w:r>
     </w:p>
     <w:tbl>
